--- a/src/content/bios/Pate-M 2016.docx
+++ b/src/content/bios/Pate-M 2016.docx
@@ -1,6 +1,6 @@
 
 <file path=word/document.xml><?xml version="1.0" encoding="utf-8"?>
-<w:document xmlns:wpc="http://schemas.microsoft.com/office/word/2010/wordprocessingCanvas" xmlns:cx="http://schemas.microsoft.com/office/drawing/2014/chartex" xmlns:cx1="http://schemas.microsoft.com/office/drawing/2015/9/8/chartex" xmlns:cx2="http://schemas.microsoft.com/office/drawing/2015/10/21/chartex" xmlns:cx3="http://schemas.microsoft.com/office/drawing/2016/5/9/chartex" xmlns:cx4="http://schemas.microsoft.com/office/drawing/2016/5/10/chartex" xmlns:cx5="http://schemas.microsoft.com/office/drawing/2016/5/11/chartex" xmlns:cx6="http://schemas.microsoft.com/office/drawing/2016/5/12/chartex" xmlns:cx7="http://schemas.microsoft.com/office/drawing/2016/5/13/chartex" xmlns:cx8="http://schemas.microsoft.com/office/drawing/2016/5/14/chartex" xmlns:mc="http://schemas.openxmlformats.org/markup-compatibility/2006" xmlns:aink="http://schemas.microsoft.com/office/drawing/2016/ink" xmlns:am3d="http://schemas.microsoft.com/office/drawing/2017/model3d" xmlns:o="urn:schemas-microsoft-com:office:office" xmlns:oel="http://schemas.microsoft.com/office/2019/extlst" xmlns:r="http://schemas.openxmlformats.org/officeDocument/2006/relationships" xmlns:m="http://schemas.openxmlformats.org/officeDocument/2006/math" xmlns:v="urn:schemas-microsoft-com:vml" xmlns:wp14="http://schemas.microsoft.com/office/word/2010/wordprocessingDrawing" xmlns:wp="http://schemas.openxmlformats.org/drawingml/2006/wordprocessingDrawing" xmlns:w10="urn:schemas-microsoft-com:office:word" xmlns:w="http://schemas.openxmlformats.org/wordprocessingml/2006/main" xmlns:w14="http://schemas.microsoft.com/office/word/2010/wordml" xmlns:w15="http://schemas.microsoft.com/office/word/2012/wordml" xmlns:w16cex="http://schemas.microsoft.com/office/word/2018/wordml/cex" xmlns:w16cid="http://schemas.microsoft.com/office/word/2016/wordml/cid" xmlns:w16="http://schemas.microsoft.com/office/word/2018/wordml" xmlns:w16du="http://schemas.microsoft.com/office/word/2023/wordml/word16du" xmlns:w16sdtdh="http://schemas.microsoft.com/office/word/2020/wordml/sdtdatahash" xmlns:w16sdtfl="http://schemas.microsoft.com/office/word/2024/wordml/sdtformatlock" xmlns:w16se="http://schemas.microsoft.com/office/word/2015/wordml/symex" xmlns:wpg="http://schemas.microsoft.com/office/word/2010/wordprocessingGroup" xmlns:wpi="http://schemas.microsoft.com/office/word/2010/wordprocessingInk" xmlns:wne="http://schemas.microsoft.com/office/word/2006/wordml" xmlns:wps="http://schemas.microsoft.com/office/word/2010/wordprocessingShape" mc:Ignorable="w14 w15 w16se w16cid w16 w16cex w16sdtdh w16sdtfl w16du wp14">
+<w:document xmlns:wpc="http://schemas.microsoft.com/office/word/2010/wordprocessingCanvas" xmlns:cx="http://schemas.microsoft.com/office/drawing/2014/chartex" xmlns:cx1="http://schemas.microsoft.com/office/drawing/2015/9/8/chartex" xmlns:cx2="http://schemas.microsoft.com/office/drawing/2015/10/21/chartex" xmlns:cx3="http://schemas.microsoft.com/office/drawing/2016/5/9/chartex" xmlns:cx4="http://schemas.microsoft.com/office/drawing/2016/5/10/chartex" xmlns:cx5="http://schemas.microsoft.com/office/drawing/2016/5/11/chartex" xmlns:cx6="http://schemas.microsoft.com/office/drawing/2016/5/12/chartex" xmlns:cx7="http://schemas.microsoft.com/office/drawing/2016/5/13/chartex" xmlns:cx8="http://schemas.microsoft.com/office/drawing/2016/5/14/chartex" xmlns:mc="http://schemas.openxmlformats.org/markup-compatibility/2006" xmlns:m="http://schemas.openxmlformats.org/officeDocument/2006/math" xmlns:aink="http://schemas.microsoft.com/office/drawing/2016/ink" xmlns:am3d="http://schemas.microsoft.com/office/drawing/2017/model3d" xmlns:oel="http://schemas.microsoft.com/office/2019/extlst" xmlns:r="http://schemas.openxmlformats.org/officeDocument/2006/relationships" xmlns:wp14="http://schemas.microsoft.com/office/word/2010/wordprocessingDrawing" xmlns:wp="http://schemas.openxmlformats.org/drawingml/2006/wordprocessingDrawing" xmlns:wpg="http://schemas.microsoft.com/office/word/2010/wordprocessingGroup" xmlns:wpi="http://schemas.microsoft.com/office/word/2010/wordprocessingInk" xmlns:wps="http://schemas.microsoft.com/office/word/2010/wordprocessingShape" xmlns:o="urn:schemas-microsoft-com:office:office" xmlns:v="urn:schemas-microsoft-com:vml" xmlns:w10="urn:schemas-microsoft-com:office:word" xmlns:w="http://schemas.openxmlformats.org/wordprocessingml/2006/main" xmlns:w14="http://schemas.microsoft.com/office/word/2010/wordml" xmlns:w15="http://schemas.microsoft.com/office/word/2012/wordml" xmlns:w16cei="http://schemas.microsoft.com/office/word/2026/wordml/cei" xmlns:w16cex="http://schemas.microsoft.com/office/word/2018/wordml/cex" xmlns:w16cid="http://schemas.microsoft.com/office/word/2016/wordml/cid" xmlns:w16="http://schemas.microsoft.com/office/word/2018/wordml" xmlns:w16sdtdh="http://schemas.microsoft.com/office/word/2020/wordml/sdtdatahash" xmlns:w16sdtfl="http://schemas.microsoft.com/office/word/2024/wordml/sdtformatlock" xmlns:w16se="http://schemas.microsoft.com/office/word/2015/wordml/symex" xmlns:w16du="http://schemas.microsoft.com/office/word/2023/wordml/word16du" xmlns:wne="http://schemas.microsoft.com/office/word/2006/wordml" mc:Ignorable="w14 w15 w16se w16cid w16 w16cex w16sdtdh w16sdtfl w16du wp14">
   <w:background w:color="FFFFFF"/>
   <w:body>
     <w:p>
@@ -65,19 +65,8 @@
           <w:sz w:val="24"/>
           <w:szCs w:val="24"/>
         </w:rPr>
-        <w:t xml:space="preserve">d Jadwiga </w:t>
-      </w:r>
-      <w:proofErr w:type="spellStart"/>
-      <w:r>
-        <w:rPr>
-          <w:rFonts w:ascii="Times New Roman" w:eastAsia="Times New Roman" w:hAnsi="Times New Roman" w:cs="Times New Roman"/>
-          <w:b/>
-          <w:sz w:val="24"/>
-          <w:szCs w:val="24"/>
-        </w:rPr>
-        <w:t>Monkowska</w:t>
-      </w:r>
-      <w:proofErr w:type="spellEnd"/>
+        <w:t>d Jadwiga Monkowska</w:t>
+      </w:r>
       <w:r>
         <w:rPr>
           <w:rFonts w:ascii="Times New Roman" w:eastAsia="Times New Roman" w:hAnsi="Times New Roman" w:cs="Times New Roman"/>
@@ -139,27 +128,26 @@
       <w:r>
         <w:rPr>
           <w:rFonts w:ascii="Times New Roman" w:hAnsi="Times New Roman" w:cs="Times New Roman"/>
-          <w:noProof/>
-          <w:sz w:val="24"/>
-          <w:szCs w:val="24"/>
-          <w:lang w:eastAsia="nl-NL"/>
+          <w:sz w:val="24"/>
+          <w:szCs w:val="24"/>
         </w:rPr>
         <w:drawing>
-          <wp:inline distT="0" distB="0" distL="0" distR="0" wp14:anchorId="0E3A3DCD" wp14:editId="3871B484">
-            <wp:extent cx="2133600" cy="2393950"/>
-            <wp:effectExtent l="0" t="0" r="0" b="6350"/>
-            <wp:docPr id="1" name="image01.png" descr="http://edgardurbin.com/Genealogy/Reunion/wp01/p01_238e.JPG"/>
-            <wp:cNvGraphicFramePr/>
+          <wp:inline distT="0" distB="0" distL="0" distR="0" wp14:anchorId="2E6C1ECA" wp14:editId="1D4BFFF8">
+            <wp:extent cx="2082429" cy="2889213"/>
+            <wp:effectExtent l="0" t="0" r="635" b="0"/>
+            <wp:docPr id="1350451130" name="Afbeelding 1"/>
+            <wp:cNvGraphicFramePr>
+              <a:graphicFrameLocks xmlns:a="http://schemas.openxmlformats.org/drawingml/2006/main" noChangeAspect="1"/>
+            </wp:cNvGraphicFramePr>
             <a:graphic xmlns:a="http://schemas.openxmlformats.org/drawingml/2006/main">
               <a:graphicData uri="http://schemas.openxmlformats.org/drawingml/2006/picture">
                 <pic:pic xmlns:pic="http://schemas.openxmlformats.org/drawingml/2006/picture">
                   <pic:nvPicPr>
-                    <pic:cNvPr id="0" name="image01.png" descr="http://edgardurbin.com/Genealogy/Reunion/wp01/p01_238e.JPG"/>
-                    <pic:cNvPicPr preferRelativeResize="0"/>
+                    <pic:cNvPr id="1350451130" name=""/>
+                    <pic:cNvPicPr/>
                   </pic:nvPicPr>
                   <pic:blipFill>
                     <a:blip r:embed="rId6"/>
-                    <a:srcRect l="2487" t="2100" r="2486" b="2100"/>
                     <a:stretch>
                       <a:fillRect/>
                     </a:stretch>
@@ -167,12 +155,11 @@
                   <pic:spPr>
                     <a:xfrm>
                       <a:off x="0" y="0"/>
-                      <a:ext cx="2133899" cy="2394285"/>
+                      <a:ext cx="2116057" cy="2935870"/>
                     </a:xfrm>
                     <a:prstGeom prst="rect">
                       <a:avLst/>
                     </a:prstGeom>
-                    <a:ln/>
                   </pic:spPr>
                 </pic:pic>
               </a:graphicData>
@@ -199,50 +186,14 @@
         </w:rPr>
         <w:t xml:space="preserve">Source: </w:t>
       </w:r>
-      <w:hyperlink r:id="rId7" w:anchor="ad">
-        <w:r>
-          <w:rPr>
-            <w:rFonts w:ascii="Times New Roman" w:eastAsia="Times New Roman" w:hAnsi="Times New Roman" w:cs="Times New Roman"/>
-            <w:color w:val="0000FF"/>
-            <w:sz w:val="24"/>
-            <w:szCs w:val="24"/>
-          </w:rPr>
-          <w:t>edgardubin.com/</w:t>
-        </w:r>
-        <w:r>
-          <w:rPr>
-            <w:rFonts w:ascii="Times New Roman" w:eastAsia="Times New Roman" w:hAnsi="Times New Roman" w:cs="Times New Roman"/>
-            <w:color w:val="0000FF"/>
-            <w:sz w:val="24"/>
-            <w:szCs w:val="24"/>
-          </w:rPr>
-          <w:t>Genealogy</w:t>
-        </w:r>
-        <w:r>
-          <w:rPr>
-            <w:rFonts w:ascii="Times New Roman" w:eastAsia="Times New Roman" w:hAnsi="Times New Roman" w:cs="Times New Roman"/>
-            <w:color w:val="0000FF"/>
-            <w:sz w:val="24"/>
-            <w:szCs w:val="24"/>
-          </w:rPr>
-          <w:t>/Reunion/up01/wp01_238.htm#ad</w:t>
-        </w:r>
-      </w:hyperlink>
       <w:r>
         <w:rPr>
           <w:rFonts w:ascii="Times New Roman" w:hAnsi="Times New Roman" w:cs="Times New Roman"/>
           <w:sz w:val="24"/>
           <w:szCs w:val="24"/>
-        </w:rPr>
-        <w:t xml:space="preserve"> </w:t>
-      </w:r>
-      <w:r>
-        <w:rPr>
-          <w:rFonts w:ascii="Times New Roman" w:eastAsia="Times New Roman" w:hAnsi="Times New Roman" w:cs="Times New Roman"/>
-          <w:sz w:val="24"/>
-          <w:szCs w:val="24"/>
-        </w:rPr>
-        <w:t xml:space="preserve"> </w:t>
+          <w:lang w:val="en-GB"/>
+        </w:rPr>
+        <w:t>Pate, 9 October 1955, National Archives of Norway, photographer Bjørn Fjørtolt</w:t>
       </w:r>
     </w:p>
     <w:p>
@@ -336,25 +287,7 @@
           <w:sz w:val="24"/>
           <w:szCs w:val="24"/>
         </w:rPr>
-        <w:t xml:space="preserve">considered joining the Canadian </w:t>
-      </w:r>
-      <w:proofErr w:type="gramStart"/>
-      <w:r>
-        <w:rPr>
-          <w:rFonts w:ascii="Times New Roman" w:eastAsia="Times New Roman" w:hAnsi="Times New Roman" w:cs="Times New Roman"/>
-          <w:sz w:val="24"/>
-          <w:szCs w:val="24"/>
-        </w:rPr>
-        <w:t>Army, but</w:t>
-      </w:r>
-      <w:proofErr w:type="gramEnd"/>
-      <w:r>
-        <w:rPr>
-          <w:rFonts w:ascii="Times New Roman" w:eastAsia="Times New Roman" w:hAnsi="Times New Roman" w:cs="Times New Roman"/>
-          <w:sz w:val="24"/>
-          <w:szCs w:val="24"/>
-        </w:rPr>
-        <w:t xml:space="preserve"> instead went to New York City where he signed up to work with Herbert Hoover’s Belgium Relief Commission</w:t>
+        <w:t>considered joining the Canadian Army, but instead went to New York City where he signed up to work with Herbert Hoover’s Belgium Relief Commission</w:t>
       </w:r>
       <w:r>
         <w:rPr>
@@ -606,7 +539,16 @@
           <w:sz w:val="24"/>
           <w:szCs w:val="24"/>
         </w:rPr>
-        <w:t xml:space="preserve">ARA’s European Children’s Fund, a private charitable organization that Hoover had devised because he found that children were still suffering in the aftermath of </w:t>
+        <w:t xml:space="preserve">ARA’s European Children’s Fund, a private charitable organization that Hoover had devised because he found that children were still suffering in the </w:t>
+      </w:r>
+      <w:r>
+        <w:rPr>
+          <w:rFonts w:ascii="Times New Roman" w:eastAsia="Times New Roman" w:hAnsi="Times New Roman" w:cs="Times New Roman"/>
+          <w:sz w:val="24"/>
+          <w:szCs w:val="24"/>
+        </w:rPr>
+        <w:lastRenderedPageBreak/>
+        <w:t xml:space="preserve">aftermath of </w:t>
       </w:r>
       <w:r>
         <w:rPr>
@@ -674,34 +616,7 @@
           <w:sz w:val="24"/>
           <w:szCs w:val="24"/>
         </w:rPr>
-        <w:t xml:space="preserve"> Standard Oil Company of New Jersey from 1922 to 1927 and became an assistant to the Warsaw manager </w:t>
-      </w:r>
-      <w:r>
-        <w:rPr>
-          <w:rFonts w:ascii="Times New Roman" w:eastAsia="Times New Roman" w:hAnsi="Times New Roman" w:cs="Times New Roman"/>
-          <w:sz w:val="24"/>
-          <w:szCs w:val="24"/>
-        </w:rPr>
-        <w:lastRenderedPageBreak/>
-        <w:t xml:space="preserve">of the firm’s Polish subsidiary. In 1926 he married Jadwiga </w:t>
-      </w:r>
-      <w:proofErr w:type="spellStart"/>
-      <w:r>
-        <w:rPr>
-          <w:rFonts w:ascii="Times New Roman" w:eastAsia="Times New Roman" w:hAnsi="Times New Roman" w:cs="Times New Roman"/>
-          <w:sz w:val="24"/>
-          <w:szCs w:val="24"/>
-        </w:rPr>
-        <w:t>Monkowska</w:t>
-      </w:r>
-      <w:proofErr w:type="spellEnd"/>
-      <w:r>
-        <w:rPr>
-          <w:rFonts w:ascii="Times New Roman" w:eastAsia="Times New Roman" w:hAnsi="Times New Roman" w:cs="Times New Roman"/>
-          <w:sz w:val="24"/>
-          <w:szCs w:val="24"/>
-        </w:rPr>
-        <w:t xml:space="preserve">, the </w:t>
+        <w:t xml:space="preserve"> Standard Oil Company of New Jersey from 1922 to 1927 and became an assistant to the Warsaw manager of the firm’s Polish subsidiary. In 1926 he married Jadwiga Monkowska, the </w:t>
       </w:r>
       <w:r>
         <w:rPr>
@@ -814,25 +729,7 @@
           <w:sz w:val="24"/>
           <w:szCs w:val="24"/>
         </w:rPr>
-        <w:t xml:space="preserve">consultant to the brokerage firm of Paine Webber and Company and served as a director of the Rockford Machine Tool Company and of the Sunflower Gasoline Corporation. His wife, however, was unhappy in the US, missing her family and home, and returned to Poland. Although they were divorced in 1937, they remained friends for the rest of her life and Pate was at her bedside when she died in 1960. After the German invasion of Poland in September 1939, with Hoover’s backing Pate organized and became president of the Commission for Polish Relief, a privately operated organization that sent supplies to the Poles. After the Japanese attack on Pearl Harbor in December 1941 and the US engagement in the Allied war effort, Polish relief was impossible at least as far as Americans were concerned. </w:t>
-      </w:r>
-      <w:proofErr w:type="gramStart"/>
-      <w:r>
-        <w:rPr>
-          <w:rFonts w:ascii="Times New Roman" w:eastAsia="Times New Roman" w:hAnsi="Times New Roman" w:cs="Times New Roman"/>
-          <w:sz w:val="24"/>
-          <w:szCs w:val="24"/>
-        </w:rPr>
-        <w:t>As a consequence</w:t>
-      </w:r>
-      <w:proofErr w:type="gramEnd"/>
-      <w:r>
-        <w:rPr>
-          <w:rFonts w:ascii="Times New Roman" w:eastAsia="Times New Roman" w:hAnsi="Times New Roman" w:cs="Times New Roman"/>
-          <w:sz w:val="24"/>
-          <w:szCs w:val="24"/>
-        </w:rPr>
-        <w:t xml:space="preserve">, Pate joined the American Red Cross and was named Director of Relief to Prisoners of War, with headquarters in Washington DC. He held that post until 1946, during which he arranged for the shipment of supplies to Americans in prison camps in Europe and the Far East. </w:t>
+        <w:t xml:space="preserve">consultant to the brokerage firm of Paine Webber and Company and served as a director of the Rockford Machine Tool Company and of the Sunflower Gasoline Corporation. His wife, however, was unhappy in the US, missing her family and home, and returned to Poland. Although they were divorced in 1937, they remained friends for the rest of her life and Pate was at her bedside when she died in 1960. After the German invasion of Poland in September 1939, with Hoover’s backing Pate organized and became president of the Commission for Polish Relief, a privately operated organization that sent supplies to the Poles. After the Japanese attack on Pearl Harbor in December 1941 and the US engagement in the Allied war effort, Polish relief was impossible at least as far as Americans were concerned. As a consequence, Pate joined the American Red Cross and was named Director of Relief to Prisoners of War, with headquarters in Washington DC. He held that post until 1946, during which he arranged for the shipment of supplies to Americans in prison camps in Europe and the Far East. </w:t>
       </w:r>
     </w:p>
     <w:p>
@@ -852,25 +749,7 @@
           <w:sz w:val="24"/>
           <w:szCs w:val="24"/>
         </w:rPr>
-        <w:t xml:space="preserve">Between March and June 1946 Pate accompanied Hoover on a survey of war-devastated countries, a tour requested by US President Harry S Truman </w:t>
-      </w:r>
-      <w:proofErr w:type="gramStart"/>
-      <w:r>
-        <w:rPr>
-          <w:rFonts w:ascii="Times New Roman" w:eastAsia="Times New Roman" w:hAnsi="Times New Roman" w:cs="Times New Roman"/>
-          <w:sz w:val="24"/>
-          <w:szCs w:val="24"/>
-        </w:rPr>
-        <w:t>in order to</w:t>
-      </w:r>
-      <w:proofErr w:type="gramEnd"/>
-      <w:r>
-        <w:rPr>
-          <w:rFonts w:ascii="Times New Roman" w:eastAsia="Times New Roman" w:hAnsi="Times New Roman" w:cs="Times New Roman"/>
-          <w:sz w:val="24"/>
-          <w:szCs w:val="24"/>
-        </w:rPr>
-        <w:t xml:space="preserve"> review the famine conditions around the world. They visited 27 countries, with Pate assessing the relief needs of children. Their report on famine prevention was credited with being a moving factor in US support for the creation of the United Nations (UN) International Children’s Emergency Fund (UNICEF). In August 1946 the US government, </w:t>
+        <w:t xml:space="preserve">Between March and June 1946 Pate accompanied Hoover on a survey of war-devastated countries, a tour requested by US President Harry S Truman in order to review the famine conditions around the world. They visited 27 countries, with Pate assessing the relief needs of children. Their report on famine prevention was credited with being a moving factor in US support for the creation of the United Nations (UN) International Children’s Emergency Fund (UNICEF). In August 1946 the US government, </w:t>
       </w:r>
       <w:r>
         <w:rPr>
@@ -886,25 +765,7 @@
           <w:sz w:val="24"/>
           <w:szCs w:val="24"/>
         </w:rPr>
-        <w:t xml:space="preserve">a controversy with the Soviet Union, decided to withdraw from the United Nations Relief and Rehabilitation Administration (UNRRA), set up in 1943, which implied the liquidation of this Allied institution along with the daily supplementary meals it was helping to provide to some five million European children. When the Council of the UNRRA discussed this situation, it proposed to the UN that a children’s fund be </w:t>
-      </w:r>
-      <w:proofErr w:type="gramStart"/>
-      <w:r>
-        <w:rPr>
-          <w:rFonts w:ascii="Times New Roman" w:eastAsia="Times New Roman" w:hAnsi="Times New Roman" w:cs="Times New Roman"/>
-          <w:sz w:val="24"/>
-          <w:szCs w:val="24"/>
-        </w:rPr>
-        <w:t>created</w:t>
-      </w:r>
-      <w:proofErr w:type="gramEnd"/>
-      <w:r>
-        <w:rPr>
-          <w:rFonts w:ascii="Times New Roman" w:eastAsia="Times New Roman" w:hAnsi="Times New Roman" w:cs="Times New Roman"/>
-          <w:sz w:val="24"/>
-          <w:szCs w:val="24"/>
-        </w:rPr>
-        <w:t xml:space="preserve"> and that part of its work be financed with UNRRA’s residual assets</w:t>
+        <w:t>a controversy with the Soviet Union, decided to withdraw from the United Nations Relief and Rehabilitation Administration (UNRRA), set up in 1943, which implied the liquidation of this Allied institution along with the daily supplementary meals it was helping to provide to some five million European children. When the Council of the UNRRA discussed this situation, it proposed to the UN that a children’s fund be created and that part of its work be financed with UNRRA’s residual assets</w:t>
       </w:r>
       <w:r>
         <w:rPr>
@@ -944,25 +805,7 @@
           <w:sz w:val="24"/>
           <w:szCs w:val="24"/>
         </w:rPr>
-        <w:t xml:space="preserve">suggested by </w:t>
-      </w:r>
-      <w:proofErr w:type="spellStart"/>
-      <w:r>
-        <w:rPr>
-          <w:rFonts w:ascii="Times New Roman" w:eastAsia="Times New Roman" w:hAnsi="Times New Roman" w:cs="Times New Roman"/>
-          <w:sz w:val="24"/>
-          <w:szCs w:val="24"/>
-        </w:rPr>
-        <w:t>Ludwik</w:t>
-      </w:r>
-      <w:proofErr w:type="spellEnd"/>
-      <w:r>
-        <w:rPr>
-          <w:rFonts w:ascii="Times New Roman" w:eastAsia="Times New Roman" w:hAnsi="Times New Roman" w:cs="Times New Roman"/>
-          <w:sz w:val="24"/>
-          <w:szCs w:val="24"/>
-        </w:rPr>
-        <w:t xml:space="preserve"> Rajchman, </w:t>
+        <w:t xml:space="preserve">suggested by Ludwik Rajchman, </w:t>
       </w:r>
       <w:r>
         <w:rPr>
@@ -1018,25 +861,7 @@
           <w:sz w:val="24"/>
           <w:szCs w:val="24"/>
         </w:rPr>
-        <w:t>, described as UNICEF’s ‘intellectual driving force’ (</w:t>
-      </w:r>
-      <w:proofErr w:type="spellStart"/>
-      <w:r>
-        <w:rPr>
-          <w:rFonts w:ascii="Times New Roman" w:eastAsia="Times New Roman" w:hAnsi="Times New Roman" w:cs="Times New Roman"/>
-          <w:sz w:val="24"/>
-          <w:szCs w:val="24"/>
-        </w:rPr>
-        <w:t>Balinska</w:t>
-      </w:r>
-      <w:proofErr w:type="spellEnd"/>
-      <w:r>
-        <w:rPr>
-          <w:rFonts w:ascii="Times New Roman" w:eastAsia="Times New Roman" w:hAnsi="Times New Roman" w:cs="Times New Roman"/>
-          <w:sz w:val="24"/>
-          <w:szCs w:val="24"/>
-        </w:rPr>
-        <w:t xml:space="preserve"> 1998: 206), was designated</w:t>
+        <w:t>, described as UNICEF’s ‘intellectual driving force’ (Balinska 1998: 206), was designated</w:t>
       </w:r>
       <w:r>
         <w:rPr>
@@ -1108,51 +933,24 @@
           <w:sz w:val="24"/>
           <w:szCs w:val="24"/>
         </w:rPr>
-        <w:t>publican (</w:t>
-      </w:r>
-      <w:proofErr w:type="spellStart"/>
-      <w:r>
-        <w:rPr>
-          <w:rFonts w:ascii="Times New Roman" w:eastAsia="Times New Roman" w:hAnsi="Times New Roman" w:cs="Times New Roman"/>
-          <w:sz w:val="24"/>
-          <w:szCs w:val="24"/>
-        </w:rPr>
-        <w:t>Beigbeder</w:t>
-      </w:r>
-      <w:proofErr w:type="spellEnd"/>
-      <w:r>
-        <w:rPr>
-          <w:rFonts w:ascii="Times New Roman" w:eastAsia="Times New Roman" w:hAnsi="Times New Roman" w:cs="Times New Roman"/>
-          <w:sz w:val="24"/>
-          <w:szCs w:val="24"/>
-        </w:rPr>
-        <w:t xml:space="preserve"> 2001: 12). </w:t>
-      </w:r>
-      <w:r>
-        <w:rPr>
-          <w:rFonts w:ascii="Times New Roman" w:eastAsia="Times New Roman" w:hAnsi="Times New Roman" w:cs="Times New Roman"/>
-          <w:sz w:val="24"/>
-          <w:szCs w:val="24"/>
-        </w:rPr>
-        <w:t xml:space="preserve">Thinking this would be a temporary assignment, until the postwar emergencies had been concluded, Pate readily accepted Lie’s offer. However, he made a condition of acceptance that there would be no discrimination against children of any nationality, least of all children in former enemy countries. This was a policy followed in the second half of the 1940s by helping both sides of civil wars in China </w:t>
-      </w:r>
-      <w:proofErr w:type="gramStart"/>
-      <w:r>
-        <w:rPr>
-          <w:rFonts w:ascii="Times New Roman" w:eastAsia="Times New Roman" w:hAnsi="Times New Roman" w:cs="Times New Roman"/>
-          <w:sz w:val="24"/>
-          <w:szCs w:val="24"/>
-        </w:rPr>
-        <w:t>and also</w:t>
-      </w:r>
-      <w:proofErr w:type="gramEnd"/>
-      <w:r>
-        <w:rPr>
-          <w:rFonts w:ascii="Times New Roman" w:eastAsia="Times New Roman" w:hAnsi="Times New Roman" w:cs="Times New Roman"/>
-          <w:sz w:val="24"/>
-          <w:szCs w:val="24"/>
-        </w:rPr>
-        <w:t xml:space="preserve"> the Middle East. Pate furthermore insisted that he should have a clear line of authority from the UN Secretary-General and that he should have a free hand in the choice of his staff and in directing UNICEF’s activities. </w:t>
+        <w:t xml:space="preserve">publican (Beigbeder 2001: 12). </w:t>
+      </w:r>
+      <w:r>
+        <w:rPr>
+          <w:rFonts w:ascii="Times New Roman" w:eastAsia="Times New Roman" w:hAnsi="Times New Roman" w:cs="Times New Roman"/>
+          <w:sz w:val="24"/>
+          <w:szCs w:val="24"/>
+        </w:rPr>
+        <w:t xml:space="preserve">Thinking this would be a temporary assignment, until the postwar emergencies had been concluded, Pate readily accepted Lie’s offer. However, he made a condition of acceptance that there would be no discrimination against children of any nationality, least of all children in former enemy countries. This was a policy followed in the second half of the 1940s by helping </w:t>
+      </w:r>
+      <w:r>
+        <w:rPr>
+          <w:rFonts w:ascii="Times New Roman" w:eastAsia="Times New Roman" w:hAnsi="Times New Roman" w:cs="Times New Roman"/>
+          <w:sz w:val="24"/>
+          <w:szCs w:val="24"/>
+        </w:rPr>
+        <w:lastRenderedPageBreak/>
+        <w:t xml:space="preserve">both sides of civil wars in China and also the Middle East. Pate furthermore insisted that he should have a clear line of authority from the UN Secretary-General and that he should have a free hand in the choice of his staff and in directing UNICEF’s activities. </w:t>
       </w:r>
     </w:p>
     <w:p>
@@ -1172,16 +970,7 @@
           <w:sz w:val="24"/>
           <w:szCs w:val="24"/>
         </w:rPr>
-        <w:t xml:space="preserve">Pate, who was selected to be Executive Director in January 1947, brought to UNICEF both a businessperson’s concern for cost effectiveness and a belief that with patience all </w:t>
-      </w:r>
-      <w:r>
-        <w:rPr>
-          <w:rFonts w:ascii="Times New Roman" w:eastAsia="Times New Roman" w:hAnsi="Times New Roman" w:cs="Times New Roman"/>
-          <w:sz w:val="24"/>
-          <w:szCs w:val="24"/>
-        </w:rPr>
-        <w:lastRenderedPageBreak/>
-        <w:t xml:space="preserve">obstacles can be overcome. The same month he announced UNICEF’s immediate objectives: 450 million </w:t>
+        <w:t xml:space="preserve">Pate, who was selected to be Executive Director in January 1947, brought to UNICEF both a businessperson’s concern for cost effectiveness and a belief that with patience all obstacles can be overcome. The same month he announced UNICEF’s immediate objectives: 450 million </w:t>
       </w:r>
       <w:r>
         <w:rPr>
@@ -1197,25 +986,7 @@
           <w:sz w:val="24"/>
           <w:szCs w:val="24"/>
         </w:rPr>
-        <w:t xml:space="preserve"> of supplies to go to 20 million children and nursing and pregnant mothers. The first pledge came from the US in the form of 40 million dollars. As Maggie Black (1996: 8) put it: ‘Pate both leaned on the US administration in his efforts to build a financial base for ‘[UN]ICEF’ and managed to harness public and political compassion for children from sources all over the world’. Still, during UNICEF’s early years ‘financial crisis was constantly threatened’ (Black 1986: 63). In part this was because UNICEF, unlike other UN organizations which received their financial allocations from member states on an assessed basis, was conceived as a fund toward which governments and people contributed voluntarily. Pate </w:t>
-      </w:r>
-      <w:proofErr w:type="gramStart"/>
-      <w:r>
-        <w:rPr>
-          <w:rFonts w:ascii="Times New Roman" w:eastAsia="Times New Roman" w:hAnsi="Times New Roman" w:cs="Times New Roman"/>
-          <w:sz w:val="24"/>
-          <w:szCs w:val="24"/>
-        </w:rPr>
-        <w:t>actually valued</w:t>
-      </w:r>
-      <w:proofErr w:type="gramEnd"/>
-      <w:r>
-        <w:rPr>
-          <w:rFonts w:ascii="Times New Roman" w:eastAsia="Times New Roman" w:hAnsi="Times New Roman" w:cs="Times New Roman"/>
-          <w:sz w:val="24"/>
-          <w:szCs w:val="24"/>
-        </w:rPr>
-        <w:t xml:space="preserve"> this unusual basis for funding, as it forced him and his staff to come up with innovative ways for raising money. These included fundraising from the general public through UNICEF’s greeting card operation, formally established in 1951, key events like house-to-house Halloween ‘Trick or Treat’ (which Pate initially vetoed) and the recruitment of public figures to speak and appear in films on UNICEF’s behalf, the most well-known of whom was the actor and comedian Danny Kaye, who in 1954 became UNICEF’s first Goodwill Ambassador. The consequence of these initiatives was to make UNICEF a household name around the world. </w:t>
+        <w:t xml:space="preserve"> of supplies to go to 20 million children and nursing and pregnant mothers. The first pledge came from the US in the form of 40 million dollars. As Maggie Black (1996: 8) put it: ‘Pate both leaned on the US administration in his efforts to build a financial base for ‘[UN]ICEF’ and managed to harness public and political compassion for children from sources all over the world’. Still, during UNICEF’s early years ‘financial crisis was constantly threatened’ (Black 1986: 63). In part this was because UNICEF, unlike other UN organizations which received their financial allocations from member states on an assessed basis, was conceived as a fund toward which governments and people contributed voluntarily. Pate actually valued this unusual basis for funding, as it forced him and his staff to come up with innovative ways for raising money. These included fundraising from the general public through UNICEF’s greeting card operation, formally established in 1951, key events like house-to-house Halloween ‘Trick or Treat’ (which Pate initially vetoed) and the recruitment of public figures to speak and appear in films on UNICEF’s behalf, the most well-known of whom was the actor and comedian Danny Kaye, who in 1954 became UNICEF’s first Goodwill Ambassador. The consequence of these initiatives was to make UNICEF a household name around the world. </w:t>
       </w:r>
     </w:p>
     <w:p>
@@ -1323,18 +1094,48 @@
           <w:sz w:val="24"/>
           <w:szCs w:val="24"/>
         </w:rPr>
-        <w:t xml:space="preserve">the International </w:t>
-      </w:r>
-      <w:proofErr w:type="spellStart"/>
-      <w:r>
-        <w:rPr>
-          <w:rFonts w:ascii="Times New Roman" w:eastAsia="Times New Roman" w:hAnsi="Times New Roman" w:cs="Times New Roman"/>
-          <w:sz w:val="24"/>
-          <w:szCs w:val="24"/>
-        </w:rPr>
-        <w:t>Labour</w:t>
-      </w:r>
-      <w:proofErr w:type="spellEnd"/>
+        <w:t xml:space="preserve">the International Labour </w:t>
+      </w:r>
+      <w:r>
+        <w:rPr>
+          <w:rFonts w:ascii="Times New Roman" w:eastAsia="Times New Roman" w:hAnsi="Times New Roman" w:cs="Times New Roman"/>
+          <w:sz w:val="24"/>
+          <w:szCs w:val="24"/>
+        </w:rPr>
+        <w:t>Organization</w:t>
+      </w:r>
+      <w:r>
+        <w:rPr>
+          <w:rFonts w:ascii="Times New Roman" w:eastAsia="Times New Roman" w:hAnsi="Times New Roman" w:cs="Times New Roman"/>
+          <w:sz w:val="24"/>
+          <w:szCs w:val="24"/>
+        </w:rPr>
+        <w:t>, the Food and Agriculture Organization, the United Nations Education</w:t>
+      </w:r>
+      <w:r>
+        <w:rPr>
+          <w:rFonts w:ascii="Times New Roman" w:eastAsia="Times New Roman" w:hAnsi="Times New Roman" w:cs="Times New Roman"/>
+          <w:sz w:val="24"/>
+          <w:szCs w:val="24"/>
+        </w:rPr>
+        <w:t>al, Scientific</w:t>
+      </w:r>
+      <w:r>
+        <w:rPr>
+          <w:rFonts w:ascii="Times New Roman" w:eastAsia="Times New Roman" w:hAnsi="Times New Roman" w:cs="Times New Roman"/>
+          <w:sz w:val="24"/>
+          <w:szCs w:val="24"/>
+        </w:rPr>
+        <w:t xml:space="preserve"> and Cultural Organization and especially the W</w:t>
+      </w:r>
+      <w:r>
+        <w:rPr>
+          <w:rFonts w:ascii="Times New Roman" w:eastAsia="Times New Roman" w:hAnsi="Times New Roman" w:cs="Times New Roman"/>
+          <w:sz w:val="24"/>
+          <w:szCs w:val="24"/>
+        </w:rPr>
+        <w:t>orld Health Organization),</w:t>
+      </w:r>
       <w:r>
         <w:rPr>
           <w:rFonts w:ascii="Times New Roman" w:eastAsia="Times New Roman" w:hAnsi="Times New Roman" w:cs="Times New Roman"/>
@@ -1349,39 +1150,7 @@
           <w:sz w:val="24"/>
           <w:szCs w:val="24"/>
         </w:rPr>
-        <w:t>Organization</w:t>
-      </w:r>
-      <w:r>
-        <w:rPr>
-          <w:rFonts w:ascii="Times New Roman" w:eastAsia="Times New Roman" w:hAnsi="Times New Roman" w:cs="Times New Roman"/>
-          <w:sz w:val="24"/>
-          <w:szCs w:val="24"/>
-        </w:rPr>
-        <w:t>, the Food and Agriculture Organization, the United Nations Education</w:t>
-      </w:r>
-      <w:r>
-        <w:rPr>
-          <w:rFonts w:ascii="Times New Roman" w:eastAsia="Times New Roman" w:hAnsi="Times New Roman" w:cs="Times New Roman"/>
-          <w:sz w:val="24"/>
-          <w:szCs w:val="24"/>
-        </w:rPr>
-        <w:t>al, Scientific</w:t>
-      </w:r>
-      <w:r>
-        <w:rPr>
-          <w:rFonts w:ascii="Times New Roman" w:eastAsia="Times New Roman" w:hAnsi="Times New Roman" w:cs="Times New Roman"/>
-          <w:sz w:val="24"/>
-          <w:szCs w:val="24"/>
-        </w:rPr>
-        <w:t xml:space="preserve"> and Cultural Organization and especially the W</w:t>
-      </w:r>
-      <w:r>
-        <w:rPr>
-          <w:rFonts w:ascii="Times New Roman" w:eastAsia="Times New Roman" w:hAnsi="Times New Roman" w:cs="Times New Roman"/>
-          <w:sz w:val="24"/>
-          <w:szCs w:val="24"/>
-        </w:rPr>
-        <w:t>orld Health Organization),</w:t>
+        <w:t>had been opposed to UNICEF’s extension.</w:t>
       </w:r>
       <w:r>
         <w:rPr>
@@ -1397,7 +1166,55 @@
           <w:sz w:val="24"/>
           <w:szCs w:val="24"/>
         </w:rPr>
-        <w:t>had been opposed to UNICEF’s extension.</w:t>
+        <w:t xml:space="preserve">Apart from </w:t>
+      </w:r>
+      <w:r>
+        <w:rPr>
+          <w:rFonts w:ascii="Times New Roman" w:eastAsia="Times New Roman" w:hAnsi="Times New Roman" w:cs="Times New Roman"/>
+          <w:sz w:val="24"/>
+          <w:szCs w:val="24"/>
+        </w:rPr>
+        <w:t xml:space="preserve">emergency </w:t>
+      </w:r>
+      <w:r>
+        <w:rPr>
+          <w:rFonts w:ascii="Times New Roman" w:eastAsia="Times New Roman" w:hAnsi="Times New Roman" w:cs="Times New Roman"/>
+          <w:sz w:val="24"/>
+          <w:szCs w:val="24"/>
+        </w:rPr>
+        <w:t>relief, they contended that the</w:t>
+      </w:r>
+      <w:r>
+        <w:rPr>
+          <w:rFonts w:ascii="Times New Roman" w:eastAsia="Times New Roman" w:hAnsi="Times New Roman" w:cs="Times New Roman"/>
+          <w:sz w:val="24"/>
+          <w:szCs w:val="24"/>
+        </w:rPr>
+        <w:t>ir organizations,</w:t>
+      </w:r>
+      <w:r>
+        <w:rPr>
+          <w:rFonts w:ascii="Times New Roman" w:eastAsia="Times New Roman" w:hAnsi="Times New Roman" w:cs="Times New Roman"/>
+          <w:sz w:val="24"/>
+          <w:szCs w:val="24"/>
+        </w:rPr>
+        <w:t xml:space="preserve"> or other </w:t>
+      </w:r>
+      <w:r>
+        <w:rPr>
+          <w:rFonts w:ascii="Times New Roman" w:eastAsia="Times New Roman" w:hAnsi="Times New Roman" w:cs="Times New Roman"/>
+          <w:sz w:val="24"/>
+          <w:szCs w:val="24"/>
+        </w:rPr>
+        <w:t xml:space="preserve">UN </w:t>
+      </w:r>
+      <w:r>
+        <w:rPr>
+          <w:rFonts w:ascii="Times New Roman" w:eastAsia="Times New Roman" w:hAnsi="Times New Roman" w:cs="Times New Roman"/>
+          <w:sz w:val="24"/>
+          <w:szCs w:val="24"/>
+        </w:rPr>
+        <w:t>agencies, covered every aspect of what the UN Secretary-General had envisaged for UNICEF.</w:t>
       </w:r>
       <w:r>
         <w:rPr>
@@ -1413,55 +1230,23 @@
           <w:sz w:val="24"/>
           <w:szCs w:val="24"/>
         </w:rPr>
-        <w:t xml:space="preserve">Apart from </w:t>
-      </w:r>
-      <w:r>
-        <w:rPr>
-          <w:rFonts w:ascii="Times New Roman" w:eastAsia="Times New Roman" w:hAnsi="Times New Roman" w:cs="Times New Roman"/>
-          <w:sz w:val="24"/>
-          <w:szCs w:val="24"/>
-        </w:rPr>
-        <w:t xml:space="preserve">emergency </w:t>
-      </w:r>
-      <w:r>
-        <w:rPr>
-          <w:rFonts w:ascii="Times New Roman" w:eastAsia="Times New Roman" w:hAnsi="Times New Roman" w:cs="Times New Roman"/>
-          <w:sz w:val="24"/>
-          <w:szCs w:val="24"/>
-        </w:rPr>
-        <w:t>relief, they contended that the</w:t>
-      </w:r>
-      <w:r>
-        <w:rPr>
-          <w:rFonts w:ascii="Times New Roman" w:eastAsia="Times New Roman" w:hAnsi="Times New Roman" w:cs="Times New Roman"/>
-          <w:sz w:val="24"/>
-          <w:szCs w:val="24"/>
-        </w:rPr>
-        <w:t>ir organizations,</w:t>
-      </w:r>
-      <w:r>
-        <w:rPr>
-          <w:rFonts w:ascii="Times New Roman" w:eastAsia="Times New Roman" w:hAnsi="Times New Roman" w:cs="Times New Roman"/>
-          <w:sz w:val="24"/>
-          <w:szCs w:val="24"/>
-        </w:rPr>
-        <w:t xml:space="preserve"> or other </w:t>
-      </w:r>
-      <w:r>
-        <w:rPr>
-          <w:rFonts w:ascii="Times New Roman" w:eastAsia="Times New Roman" w:hAnsi="Times New Roman" w:cs="Times New Roman"/>
-          <w:sz w:val="24"/>
-          <w:szCs w:val="24"/>
-        </w:rPr>
-        <w:t xml:space="preserve">UN </w:t>
-      </w:r>
-      <w:r>
-        <w:rPr>
-          <w:rFonts w:ascii="Times New Roman" w:eastAsia="Times New Roman" w:hAnsi="Times New Roman" w:cs="Times New Roman"/>
-          <w:sz w:val="24"/>
-          <w:szCs w:val="24"/>
-        </w:rPr>
-        <w:t>agencies, covered every aspect of what the UN Secretary-General had envisaged for UNICEF.</w:t>
+        <w:t xml:space="preserve">Instead of UNICEF, they wanted a program making and coordinating committee comprised of the heads of </w:t>
+      </w:r>
+      <w:r>
+        <w:rPr>
+          <w:rFonts w:ascii="Times New Roman" w:eastAsia="Times New Roman" w:hAnsi="Times New Roman" w:cs="Times New Roman"/>
+          <w:sz w:val="24"/>
+          <w:szCs w:val="24"/>
+        </w:rPr>
+        <w:t xml:space="preserve">the </w:t>
+      </w:r>
+      <w:r>
+        <w:rPr>
+          <w:rFonts w:ascii="Times New Roman" w:eastAsia="Times New Roman" w:hAnsi="Times New Roman" w:cs="Times New Roman"/>
+          <w:sz w:val="24"/>
+          <w:szCs w:val="24"/>
+        </w:rPr>
+        <w:t>concerned UN agencies.</w:t>
       </w:r>
       <w:r>
         <w:rPr>
@@ -1477,23 +1262,63 @@
           <w:sz w:val="24"/>
           <w:szCs w:val="24"/>
         </w:rPr>
-        <w:t xml:space="preserve">Instead of UNICEF, they wanted a program making and coordinating committee comprised of the heads of </w:t>
-      </w:r>
-      <w:r>
-        <w:rPr>
-          <w:rFonts w:ascii="Times New Roman" w:eastAsia="Times New Roman" w:hAnsi="Times New Roman" w:cs="Times New Roman"/>
-          <w:sz w:val="24"/>
-          <w:szCs w:val="24"/>
-        </w:rPr>
-        <w:t xml:space="preserve">the </w:t>
-      </w:r>
-      <w:r>
-        <w:rPr>
-          <w:rFonts w:ascii="Times New Roman" w:eastAsia="Times New Roman" w:hAnsi="Times New Roman" w:cs="Times New Roman"/>
-          <w:sz w:val="24"/>
-          <w:szCs w:val="24"/>
-        </w:rPr>
-        <w:t>concerned UN agencies.</w:t>
+        <w:t>The s</w:t>
+      </w:r>
+      <w:r>
+        <w:rPr>
+          <w:rFonts w:ascii="Times New Roman" w:eastAsia="Times New Roman" w:hAnsi="Times New Roman" w:cs="Times New Roman"/>
+          <w:sz w:val="24"/>
+          <w:szCs w:val="24"/>
+        </w:rPr>
+        <w:t>pe</w:t>
+      </w:r>
+      <w:r>
+        <w:rPr>
+          <w:rFonts w:ascii="Times New Roman" w:eastAsia="Times New Roman" w:hAnsi="Times New Roman" w:cs="Times New Roman"/>
+          <w:sz w:val="24"/>
+          <w:szCs w:val="24"/>
+        </w:rPr>
+        <w:t>cialized a</w:t>
+      </w:r>
+      <w:r>
+        <w:rPr>
+          <w:rFonts w:ascii="Times New Roman" w:eastAsia="Times New Roman" w:hAnsi="Times New Roman" w:cs="Times New Roman"/>
+          <w:sz w:val="24"/>
+          <w:szCs w:val="24"/>
+        </w:rPr>
+        <w:t>gencies</w:t>
+      </w:r>
+      <w:r>
+        <w:rPr>
+          <w:rFonts w:ascii="Times New Roman" w:eastAsia="Times New Roman" w:hAnsi="Times New Roman" w:cs="Times New Roman"/>
+          <w:sz w:val="24"/>
+          <w:szCs w:val="24"/>
+        </w:rPr>
+        <w:t>’</w:t>
+      </w:r>
+      <w:r>
+        <w:rPr>
+          <w:rFonts w:ascii="Times New Roman" w:eastAsia="Times New Roman" w:hAnsi="Times New Roman" w:cs="Times New Roman"/>
+          <w:sz w:val="24"/>
+          <w:szCs w:val="24"/>
+        </w:rPr>
+        <w:t xml:space="preserve"> opposition had been joined by the US government, which contended that the emergency that had given rise to UNICEF was coming to </w:t>
+      </w:r>
+      <w:r>
+        <w:rPr>
+          <w:rFonts w:ascii="Times New Roman" w:eastAsia="Times New Roman" w:hAnsi="Times New Roman" w:cs="Times New Roman"/>
+          <w:sz w:val="24"/>
+          <w:szCs w:val="24"/>
+        </w:rPr>
+        <w:t xml:space="preserve">a </w:t>
+      </w:r>
+      <w:r>
+        <w:rPr>
+          <w:rFonts w:ascii="Times New Roman" w:eastAsia="Times New Roman" w:hAnsi="Times New Roman" w:cs="Times New Roman"/>
+          <w:sz w:val="24"/>
+          <w:szCs w:val="24"/>
+        </w:rPr>
+        <w:t>close.</w:t>
       </w:r>
       <w:r>
         <w:rPr>
@@ -1509,81 +1334,31 @@
           <w:sz w:val="24"/>
           <w:szCs w:val="24"/>
         </w:rPr>
-        <w:t>The s</w:t>
-      </w:r>
-      <w:r>
-        <w:rPr>
-          <w:rFonts w:ascii="Times New Roman" w:eastAsia="Times New Roman" w:hAnsi="Times New Roman" w:cs="Times New Roman"/>
-          <w:sz w:val="24"/>
-          <w:szCs w:val="24"/>
-        </w:rPr>
-        <w:t>pe</w:t>
-      </w:r>
-      <w:r>
-        <w:rPr>
-          <w:rFonts w:ascii="Times New Roman" w:eastAsia="Times New Roman" w:hAnsi="Times New Roman" w:cs="Times New Roman"/>
-          <w:sz w:val="24"/>
-          <w:szCs w:val="24"/>
-        </w:rPr>
-        <w:t>cialized a</w:t>
-      </w:r>
-      <w:r>
-        <w:rPr>
-          <w:rFonts w:ascii="Times New Roman" w:eastAsia="Times New Roman" w:hAnsi="Times New Roman" w:cs="Times New Roman"/>
-          <w:sz w:val="24"/>
-          <w:szCs w:val="24"/>
-        </w:rPr>
-        <w:t>gencies</w:t>
-      </w:r>
-      <w:r>
-        <w:rPr>
-          <w:rFonts w:ascii="Times New Roman" w:eastAsia="Times New Roman" w:hAnsi="Times New Roman" w:cs="Times New Roman"/>
-          <w:sz w:val="24"/>
-          <w:szCs w:val="24"/>
-        </w:rPr>
-        <w:t>’</w:t>
-      </w:r>
-      <w:r>
-        <w:rPr>
-          <w:rFonts w:ascii="Times New Roman" w:eastAsia="Times New Roman" w:hAnsi="Times New Roman" w:cs="Times New Roman"/>
-          <w:sz w:val="24"/>
-          <w:szCs w:val="24"/>
-        </w:rPr>
-        <w:t xml:space="preserve"> opposition had been joined by the US government, which contended that the emergency that had given rise to UNICEF was </w:t>
-      </w:r>
-      <w:proofErr w:type="gramStart"/>
-      <w:r>
-        <w:rPr>
-          <w:rFonts w:ascii="Times New Roman" w:eastAsia="Times New Roman" w:hAnsi="Times New Roman" w:cs="Times New Roman"/>
-          <w:sz w:val="24"/>
-          <w:szCs w:val="24"/>
-        </w:rPr>
-        <w:t xml:space="preserve">coming to </w:t>
-      </w:r>
-      <w:r>
-        <w:rPr>
-          <w:rFonts w:ascii="Times New Roman" w:eastAsia="Times New Roman" w:hAnsi="Times New Roman" w:cs="Times New Roman"/>
-          <w:sz w:val="24"/>
-          <w:szCs w:val="24"/>
-        </w:rPr>
-        <w:t xml:space="preserve">a </w:t>
-      </w:r>
-      <w:r>
-        <w:rPr>
-          <w:rFonts w:ascii="Times New Roman" w:eastAsia="Times New Roman" w:hAnsi="Times New Roman" w:cs="Times New Roman"/>
-          <w:sz w:val="24"/>
-          <w:szCs w:val="24"/>
-        </w:rPr>
-        <w:t>close</w:t>
-      </w:r>
-      <w:proofErr w:type="gramEnd"/>
-      <w:r>
-        <w:rPr>
-          <w:rFonts w:ascii="Times New Roman" w:eastAsia="Times New Roman" w:hAnsi="Times New Roman" w:cs="Times New Roman"/>
-          <w:sz w:val="24"/>
-          <w:szCs w:val="24"/>
-        </w:rPr>
-        <w:t>.</w:t>
+        <w:t>Moreover</w:t>
+      </w:r>
+      <w:r>
+        <w:rPr>
+          <w:rFonts w:ascii="Times New Roman" w:eastAsia="Times New Roman" w:hAnsi="Times New Roman" w:cs="Times New Roman"/>
+          <w:sz w:val="24"/>
+          <w:szCs w:val="24"/>
+        </w:rPr>
+        <w:t>,</w:t>
+      </w:r>
+      <w:r>
+        <w:rPr>
+          <w:rFonts w:ascii="Times New Roman" w:eastAsia="Times New Roman" w:hAnsi="Times New Roman" w:cs="Times New Roman"/>
+          <w:sz w:val="24"/>
+          <w:szCs w:val="24"/>
+        </w:rPr>
+        <w:t xml:space="preserve"> there were key US officials who were antagonistic toward Rajchman (Beigbeder 2001: </w:t>
+      </w:r>
+      <w:r>
+        <w:rPr>
+          <w:rFonts w:ascii="Times New Roman" w:eastAsia="Times New Roman" w:hAnsi="Times New Roman" w:cs="Times New Roman"/>
+          <w:sz w:val="24"/>
+          <w:szCs w:val="24"/>
+        </w:rPr>
+        <w:t>13-18).</w:t>
       </w:r>
       <w:r>
         <w:rPr>
@@ -1599,49 +1374,7 @@
           <w:sz w:val="24"/>
           <w:szCs w:val="24"/>
         </w:rPr>
-        <w:t>Moreover</w:t>
-      </w:r>
-      <w:r>
-        <w:rPr>
-          <w:rFonts w:ascii="Times New Roman" w:eastAsia="Times New Roman" w:hAnsi="Times New Roman" w:cs="Times New Roman"/>
-          <w:sz w:val="24"/>
-          <w:szCs w:val="24"/>
-        </w:rPr>
-        <w:t>,</w:t>
-      </w:r>
-      <w:r>
-        <w:rPr>
-          <w:rFonts w:ascii="Times New Roman" w:eastAsia="Times New Roman" w:hAnsi="Times New Roman" w:cs="Times New Roman"/>
-          <w:sz w:val="24"/>
-          <w:szCs w:val="24"/>
-        </w:rPr>
-        <w:t xml:space="preserve"> there were key US officials who were antagonistic toward Rajchman (</w:t>
-      </w:r>
-      <w:proofErr w:type="spellStart"/>
-      <w:r>
-        <w:rPr>
-          <w:rFonts w:ascii="Times New Roman" w:eastAsia="Times New Roman" w:hAnsi="Times New Roman" w:cs="Times New Roman"/>
-          <w:sz w:val="24"/>
-          <w:szCs w:val="24"/>
-        </w:rPr>
-        <w:t>Beigbeder</w:t>
-      </w:r>
-      <w:proofErr w:type="spellEnd"/>
-      <w:r>
-        <w:rPr>
-          <w:rFonts w:ascii="Times New Roman" w:eastAsia="Times New Roman" w:hAnsi="Times New Roman" w:cs="Times New Roman"/>
-          <w:sz w:val="24"/>
-          <w:szCs w:val="24"/>
-        </w:rPr>
-        <w:t xml:space="preserve"> 2001: </w:t>
-      </w:r>
-      <w:r>
-        <w:rPr>
-          <w:rFonts w:ascii="Times New Roman" w:eastAsia="Times New Roman" w:hAnsi="Times New Roman" w:cs="Times New Roman"/>
-          <w:sz w:val="24"/>
-          <w:szCs w:val="24"/>
-        </w:rPr>
-        <w:t>13-18).</w:t>
+        <w:t>During the first four years of the organization 80 per</w:t>
       </w:r>
       <w:r>
         <w:rPr>
@@ -1657,7 +1390,47 @@
           <w:sz w:val="24"/>
           <w:szCs w:val="24"/>
         </w:rPr>
-        <w:t>During the first four years of the organization 80 per</w:t>
+        <w:t>cent of UNICEF program expenditu</w:t>
+      </w:r>
+      <w:r>
+        <w:rPr>
+          <w:rFonts w:ascii="Times New Roman" w:eastAsia="Times New Roman" w:hAnsi="Times New Roman" w:cs="Times New Roman"/>
+          <w:sz w:val="24"/>
+          <w:szCs w:val="24"/>
+        </w:rPr>
+        <w:t>res were for children in Europe.</w:t>
+      </w:r>
+      <w:r>
+        <w:rPr>
+          <w:rFonts w:ascii="Times New Roman" w:eastAsia="Times New Roman" w:hAnsi="Times New Roman" w:cs="Times New Roman"/>
+          <w:sz w:val="24"/>
+          <w:szCs w:val="24"/>
+        </w:rPr>
+        <w:t xml:space="preserve"> Among the first to receive aid were children in Romania in the form of penicillin and sulfa guanidine, while powdered milk was sent to Austria, Greece, Poland and Yugoslavia. Requests, however, quickly came from throughout the world, especially from Asia and the Middle East. </w:t>
+      </w:r>
+      <w:r>
+        <w:rPr>
+          <w:rFonts w:ascii="Times New Roman" w:eastAsia="Times New Roman" w:hAnsi="Times New Roman" w:cs="Times New Roman"/>
+          <w:sz w:val="24"/>
+          <w:szCs w:val="24"/>
+        </w:rPr>
+        <w:t>Accordingly, when the three</w:t>
+      </w:r>
+      <w:r>
+        <w:rPr>
+          <w:rFonts w:ascii="Times New Roman" w:eastAsia="Times New Roman" w:hAnsi="Times New Roman" w:cs="Times New Roman"/>
+          <w:sz w:val="24"/>
+          <w:szCs w:val="24"/>
+        </w:rPr>
+        <w:t>-</w:t>
+      </w:r>
+      <w:r>
+        <w:rPr>
+          <w:rFonts w:ascii="Times New Roman" w:eastAsia="Times New Roman" w:hAnsi="Times New Roman" w:cs="Times New Roman"/>
+          <w:sz w:val="24"/>
+          <w:szCs w:val="24"/>
+        </w:rPr>
+        <w:t>year temporary authorization was about to expire, a resolution to make it a permanent organization was passed unanimously.</w:t>
       </w:r>
       <w:r>
         <w:rPr>
@@ -1673,62 +1446,6 @@
           <w:sz w:val="24"/>
           <w:szCs w:val="24"/>
         </w:rPr>
-        <w:t>cent of UNICEF program expenditu</w:t>
-      </w:r>
-      <w:r>
-        <w:rPr>
-          <w:rFonts w:ascii="Times New Roman" w:eastAsia="Times New Roman" w:hAnsi="Times New Roman" w:cs="Times New Roman"/>
-          <w:sz w:val="24"/>
-          <w:szCs w:val="24"/>
-        </w:rPr>
-        <w:t>res were for children in Europe.</w:t>
-      </w:r>
-      <w:r>
-        <w:rPr>
-          <w:rFonts w:ascii="Times New Roman" w:eastAsia="Times New Roman" w:hAnsi="Times New Roman" w:cs="Times New Roman"/>
-          <w:sz w:val="24"/>
-          <w:szCs w:val="24"/>
-        </w:rPr>
-        <w:t xml:space="preserve"> Among the first to receive aid were children in Romania in the form of penicillin and sulfa guanidine, while powdered milk was sent to Austria, Greece, Poland and Yugoslavia. Requests, however, quickly came from throughout the world, especially from Asia and the Middle East. </w:t>
-      </w:r>
-      <w:r>
-        <w:rPr>
-          <w:rFonts w:ascii="Times New Roman" w:eastAsia="Times New Roman" w:hAnsi="Times New Roman" w:cs="Times New Roman"/>
-          <w:sz w:val="24"/>
-          <w:szCs w:val="24"/>
-        </w:rPr>
-        <w:t>Accordingly, when the three</w:t>
-      </w:r>
-      <w:r>
-        <w:rPr>
-          <w:rFonts w:ascii="Times New Roman" w:eastAsia="Times New Roman" w:hAnsi="Times New Roman" w:cs="Times New Roman"/>
-          <w:sz w:val="24"/>
-          <w:szCs w:val="24"/>
-        </w:rPr>
-        <w:t>-</w:t>
-      </w:r>
-      <w:r>
-        <w:rPr>
-          <w:rFonts w:ascii="Times New Roman" w:eastAsia="Times New Roman" w:hAnsi="Times New Roman" w:cs="Times New Roman"/>
-          <w:sz w:val="24"/>
-          <w:szCs w:val="24"/>
-        </w:rPr>
-        <w:t>year temporary authorization was about to expire, a resolution to make it a permanent organization was passed unanimously.</w:t>
-      </w:r>
-      <w:r>
-        <w:rPr>
-          <w:rFonts w:ascii="Times New Roman" w:eastAsia="Times New Roman" w:hAnsi="Times New Roman" w:cs="Times New Roman"/>
-          <w:sz w:val="24"/>
-          <w:szCs w:val="24"/>
-        </w:rPr>
-        <w:t xml:space="preserve"> </w:t>
-      </w:r>
-      <w:r>
-        <w:rPr>
-          <w:rFonts w:ascii="Times New Roman" w:eastAsia="Times New Roman" w:hAnsi="Times New Roman" w:cs="Times New Roman"/>
-          <w:sz w:val="24"/>
-          <w:szCs w:val="24"/>
-        </w:rPr>
         <w:t>M</w:t>
       </w:r>
       <w:r>
@@ -1761,25 +1478,7 @@
           <w:sz w:val="24"/>
           <w:szCs w:val="24"/>
         </w:rPr>
-        <w:t xml:space="preserve"> ‘the devotion and efficiency’ of Pate and his staff as well as the ‘guidance’ of Rajchman and the UNICEF Executive Board (</w:t>
-      </w:r>
-      <w:proofErr w:type="spellStart"/>
-      <w:r>
-        <w:rPr>
-          <w:rFonts w:ascii="Times New Roman" w:eastAsia="Times New Roman" w:hAnsi="Times New Roman" w:cs="Times New Roman"/>
-          <w:sz w:val="24"/>
-          <w:szCs w:val="24"/>
-        </w:rPr>
-        <w:t>Beigbeder</w:t>
-      </w:r>
-      <w:proofErr w:type="spellEnd"/>
-      <w:r>
-        <w:rPr>
-          <w:rFonts w:ascii="Times New Roman" w:eastAsia="Times New Roman" w:hAnsi="Times New Roman" w:cs="Times New Roman"/>
-          <w:sz w:val="24"/>
-          <w:szCs w:val="24"/>
-        </w:rPr>
-        <w:t xml:space="preserve"> </w:t>
+        <w:t xml:space="preserve"> ‘the devotion and efficiency’ of Pate and his staff as well as the ‘guidance’ of Rajchman and the UNICEF Executive Board (Beigbeder </w:t>
       </w:r>
       <w:r>
         <w:rPr>
@@ -1847,18 +1546,8 @@
           <w:sz w:val="24"/>
           <w:szCs w:val="24"/>
         </w:rPr>
-        <w:t xml:space="preserve">The name </w:t>
-      </w:r>
-      <w:proofErr w:type="gramStart"/>
-      <w:r>
-        <w:rPr>
-          <w:rFonts w:ascii="Times New Roman" w:eastAsia="Times New Roman" w:hAnsi="Times New Roman" w:cs="Times New Roman"/>
-          <w:sz w:val="24"/>
-          <w:szCs w:val="24"/>
-        </w:rPr>
-        <w:t>change</w:t>
-      </w:r>
-      <w:proofErr w:type="gramEnd"/>
+        <w:t>The name change</w:t>
+      </w:r>
       <w:r>
         <w:rPr>
           <w:rFonts w:ascii="Times New Roman" w:eastAsia="Times New Roman" w:hAnsi="Times New Roman" w:cs="Times New Roman"/>
@@ -1897,7 +1586,16 @@
           <w:sz w:val="24"/>
           <w:szCs w:val="24"/>
         </w:rPr>
-        <w:t xml:space="preserve">Whereas Pate had initially turned to Latin America as a source of funds, he quickly realized the needs there were great. He therefore initiated a Protein Advisory Group in 1955. </w:t>
+        <w:t xml:space="preserve">Whereas Pate had initially turned to Latin America as a source of funds, he quickly realized the needs there were </w:t>
+      </w:r>
+      <w:r>
+        <w:rPr>
+          <w:rFonts w:ascii="Times New Roman" w:eastAsia="Times New Roman" w:hAnsi="Times New Roman" w:cs="Times New Roman"/>
+          <w:sz w:val="24"/>
+          <w:szCs w:val="24"/>
+        </w:rPr>
+        <w:lastRenderedPageBreak/>
+        <w:t xml:space="preserve">great. He therefore initiated a Protein Advisory Group in 1955. </w:t>
       </w:r>
       <w:r>
         <w:rPr>
@@ -1953,16 +1651,7 @@
           <w:sz w:val="24"/>
           <w:szCs w:val="24"/>
         </w:rPr>
-        <w:t xml:space="preserve">developed a reputation for responding quickly to requests in crises. Twenty-four hours after the Hungarian revolution had broken out in October 1956, </w:t>
-      </w:r>
-      <w:r>
-        <w:rPr>
-          <w:rFonts w:ascii="Times New Roman" w:eastAsia="Times New Roman" w:hAnsi="Times New Roman" w:cs="Times New Roman"/>
-          <w:sz w:val="24"/>
-          <w:szCs w:val="24"/>
-        </w:rPr>
-        <w:lastRenderedPageBreak/>
-        <w:t xml:space="preserve">Pate said </w:t>
+        <w:t xml:space="preserve">developed a reputation for responding quickly to requests in crises. Twenty-four hours after the Hungarian revolution had broken out in October 1956, Pate said </w:t>
       </w:r>
       <w:r>
         <w:rPr>
@@ -2010,23 +1699,13 @@
       </w:pPr>
       <w:bookmarkStart w:id="0" w:name="h.gjdgxs" w:colFirst="0" w:colLast="0"/>
       <w:bookmarkEnd w:id="0"/>
-      <w:proofErr w:type="gramStart"/>
-      <w:r>
-        <w:rPr>
-          <w:rFonts w:ascii="Times New Roman" w:eastAsia="Times New Roman" w:hAnsi="Times New Roman" w:cs="Times New Roman"/>
-          <w:sz w:val="24"/>
-          <w:szCs w:val="24"/>
-        </w:rPr>
-        <w:t>In spite of</w:t>
-      </w:r>
-      <w:proofErr w:type="gramEnd"/>
-      <w:r>
-        <w:rPr>
-          <w:rFonts w:ascii="Times New Roman" w:eastAsia="Times New Roman" w:hAnsi="Times New Roman" w:cs="Times New Roman"/>
-          <w:sz w:val="24"/>
-          <w:szCs w:val="24"/>
-        </w:rPr>
-        <w:t xml:space="preserve"> UNICEF’s continuous aid, by 1959 Pate feared that </w:t>
+      <w:r>
+        <w:rPr>
+          <w:rFonts w:ascii="Times New Roman" w:eastAsia="Times New Roman" w:hAnsi="Times New Roman" w:cs="Times New Roman"/>
+          <w:sz w:val="24"/>
+          <w:szCs w:val="24"/>
+        </w:rPr>
+        <w:t xml:space="preserve">In spite of UNICEF’s continuous aid, by 1959 Pate feared that </w:t>
       </w:r>
       <w:r>
         <w:rPr>
@@ -2252,25 +1931,7 @@
           <w:sz w:val="24"/>
           <w:szCs w:val="24"/>
         </w:rPr>
-        <w:t xml:space="preserve"> his extensive travel on behalf of UNICEF. Pate died suddenly of a heart attack at Bellevue Hospital in Manhattan in January 1965, only a few months before he was to retire. Months before he died, he had begun to court and to recommend his choice for a successor, Henry Richardson </w:t>
-      </w:r>
-      <w:proofErr w:type="spellStart"/>
-      <w:r>
-        <w:rPr>
-          <w:rFonts w:ascii="Times New Roman" w:eastAsia="Times New Roman" w:hAnsi="Times New Roman" w:cs="Times New Roman"/>
-          <w:sz w:val="24"/>
-          <w:szCs w:val="24"/>
-        </w:rPr>
-        <w:t>Labouisse</w:t>
-      </w:r>
-      <w:proofErr w:type="spellEnd"/>
-      <w:r>
-        <w:rPr>
-          <w:rFonts w:ascii="Times New Roman" w:eastAsia="Times New Roman" w:hAnsi="Times New Roman" w:cs="Times New Roman"/>
-          <w:sz w:val="24"/>
-          <w:szCs w:val="24"/>
-        </w:rPr>
-        <w:t xml:space="preserve">. The US, the organization’s largest contributor and most influential member of the Executive Board, had made clear that a US citizen </w:t>
+        <w:t xml:space="preserve"> his extensive travel on behalf of UNICEF. Pate died suddenly of a heart attack at Bellevue Hospital in Manhattan in January 1965, only a few months before he was to retire. Months before he died, he had begun to court and to recommend his choice for a successor, Henry Richardson Labouisse. The US, the organization’s largest contributor and most influential member of the Executive Board, had made clear that a US citizen </w:t>
       </w:r>
       <w:r>
         <w:rPr>
@@ -2294,25 +1955,7 @@
           <w:sz w:val="24"/>
           <w:szCs w:val="24"/>
         </w:rPr>
-        <w:t xml:space="preserve">, so </w:t>
-      </w:r>
-      <w:proofErr w:type="spellStart"/>
-      <w:r>
-        <w:rPr>
-          <w:rFonts w:ascii="Times New Roman" w:eastAsia="Times New Roman" w:hAnsi="Times New Roman" w:cs="Times New Roman"/>
-          <w:sz w:val="24"/>
-          <w:szCs w:val="24"/>
-        </w:rPr>
-        <w:t>Labouisse</w:t>
-      </w:r>
-      <w:proofErr w:type="spellEnd"/>
-      <w:r>
-        <w:rPr>
-          <w:rFonts w:ascii="Times New Roman" w:eastAsia="Times New Roman" w:hAnsi="Times New Roman" w:cs="Times New Roman"/>
-          <w:sz w:val="24"/>
-          <w:szCs w:val="24"/>
-        </w:rPr>
-        <w:t xml:space="preserve"> fit with their </w:t>
+        <w:t xml:space="preserve">, so Labouisse fit with their </w:t>
       </w:r>
       <w:r>
         <w:rPr>
@@ -2336,25 +1979,7 @@
           <w:sz w:val="24"/>
           <w:szCs w:val="24"/>
         </w:rPr>
-        <w:t xml:space="preserve">. </w:t>
-      </w:r>
-      <w:proofErr w:type="spellStart"/>
-      <w:r>
-        <w:rPr>
-          <w:rFonts w:ascii="Times New Roman" w:eastAsia="Times New Roman" w:hAnsi="Times New Roman" w:cs="Times New Roman"/>
-          <w:sz w:val="24"/>
-          <w:szCs w:val="24"/>
-        </w:rPr>
-        <w:t>Labouisse</w:t>
-      </w:r>
-      <w:proofErr w:type="spellEnd"/>
-      <w:r>
-        <w:rPr>
-          <w:rFonts w:ascii="Times New Roman" w:eastAsia="Times New Roman" w:hAnsi="Times New Roman" w:cs="Times New Roman"/>
-          <w:sz w:val="24"/>
-          <w:szCs w:val="24"/>
-        </w:rPr>
-        <w:t xml:space="preserve"> became UNICEF’s new Executive Director in June 1965.</w:t>
+        <w:t>. Labouisse became UNICEF’s new Executive Director in June 1965.</w:t>
       </w:r>
     </w:p>
     <w:p>
@@ -2374,43 +1999,7 @@
           <w:sz w:val="24"/>
           <w:szCs w:val="24"/>
         </w:rPr>
-        <w:t xml:space="preserve">At the time of Pate’s death, UNICEF had more than 550 long-term programs and had helped over 55 million children in 116 countries. Pate had visited nearly </w:t>
-      </w:r>
-      <w:proofErr w:type="gramStart"/>
-      <w:r>
-        <w:rPr>
-          <w:rFonts w:ascii="Times New Roman" w:eastAsia="Times New Roman" w:hAnsi="Times New Roman" w:cs="Times New Roman"/>
-          <w:sz w:val="24"/>
-          <w:szCs w:val="24"/>
-        </w:rPr>
-        <w:t>all of</w:t>
-      </w:r>
-      <w:proofErr w:type="gramEnd"/>
-      <w:r>
-        <w:rPr>
-          <w:rFonts w:ascii="Times New Roman" w:eastAsia="Times New Roman" w:hAnsi="Times New Roman" w:cs="Times New Roman"/>
-          <w:sz w:val="24"/>
-          <w:szCs w:val="24"/>
-        </w:rPr>
-        <w:t xml:space="preserve"> the 133 countries in which UNICEF operated during his tenure and saw the number of countries contributing funds grow from 35 in 1951 to 118 in 1965. Hoover referred to Pate as ‘the most efficient human angel I have ever met’ (quoted in </w:t>
-      </w:r>
-      <w:proofErr w:type="spellStart"/>
-      <w:r>
-        <w:rPr>
-          <w:rFonts w:ascii="Times New Roman" w:eastAsia="Times New Roman" w:hAnsi="Times New Roman" w:cs="Times New Roman"/>
-          <w:sz w:val="24"/>
-          <w:szCs w:val="24"/>
-        </w:rPr>
-        <w:t>Charnow</w:t>
-      </w:r>
-      <w:proofErr w:type="spellEnd"/>
-      <w:r>
-        <w:rPr>
-          <w:rFonts w:ascii="Times New Roman" w:eastAsia="Times New Roman" w:hAnsi="Times New Roman" w:cs="Times New Roman"/>
-          <w:sz w:val="24"/>
-          <w:szCs w:val="24"/>
-        </w:rPr>
-        <w:t xml:space="preserve"> 1989: 18). Pate imbued in UNICEF, according to Jolly (2014: 17-18) three main characteristics: ‘a spirit of self-criticism, a willingness to learn from experience and a deep sense of trusteeship for the funds contributed to it’. </w:t>
+        <w:t xml:space="preserve">At the time of Pate’s death, UNICEF had more than 550 long-term programs and had helped over 55 million children in 116 countries. Pate had visited nearly all of the 133 countries in which UNICEF operated during his tenure and saw the number of countries contributing funds grow from 35 in 1951 to 118 in 1965. Hoover referred to Pate as ‘the most efficient human angel I have ever met’ (quoted in Charnow 1989: 18). Pate imbued in UNICEF, according to Jolly (2014: 17-18) three main characteristics: ‘a spirit of self-criticism, a willingness to learn from experience and a deep sense of trusteeship for the funds contributed to it’. </w:t>
       </w:r>
       <w:r>
         <w:rPr>
@@ -2442,25 +2031,7 @@
           <w:sz w:val="24"/>
           <w:szCs w:val="24"/>
         </w:rPr>
-        <w:t>arose from the death in infancy of three of his siblings (</w:t>
-      </w:r>
-      <w:proofErr w:type="spellStart"/>
-      <w:r>
-        <w:rPr>
-          <w:rFonts w:ascii="Times New Roman" w:eastAsia="Times New Roman" w:hAnsi="Times New Roman" w:cs="Times New Roman"/>
-          <w:sz w:val="24"/>
-          <w:szCs w:val="24"/>
-        </w:rPr>
-        <w:t>Charnow</w:t>
-      </w:r>
-      <w:proofErr w:type="spellEnd"/>
-      <w:r>
-        <w:rPr>
-          <w:rFonts w:ascii="Times New Roman" w:eastAsia="Times New Roman" w:hAnsi="Times New Roman" w:cs="Times New Roman"/>
-          <w:sz w:val="24"/>
-          <w:szCs w:val="24"/>
-        </w:rPr>
-        <w:t xml:space="preserve"> 1989: 15), what is incontestable is the incomparable role Pate played in the establishment and evolution of UNICEF and </w:t>
+        <w:t xml:space="preserve">arose from the death in infancy of three of his siblings (Charnow 1989: 15), what is incontestable is the incomparable role Pate played in the establishment and evolution of UNICEF and </w:t>
       </w:r>
       <w:r>
         <w:rPr>
@@ -2524,7 +2095,16 @@
           <w:sz w:val="24"/>
           <w:szCs w:val="24"/>
         </w:rPr>
-        <w:t>He introduced the innovative country approach and planning for</w:t>
+        <w:t xml:space="preserve">He introduced the </w:t>
+      </w:r>
+      <w:r>
+        <w:rPr>
+          <w:rFonts w:ascii="Times New Roman" w:eastAsia="Times New Roman" w:hAnsi="Times New Roman" w:cs="Times New Roman"/>
+          <w:sz w:val="24"/>
+          <w:szCs w:val="24"/>
+        </w:rPr>
+        <w:lastRenderedPageBreak/>
+        <w:t>innovative country approach and planning for</w:t>
       </w:r>
       <w:r>
         <w:rPr>
@@ -2660,16 +2240,7 @@
           <w:sz w:val="24"/>
           <w:szCs w:val="24"/>
         </w:rPr>
-        <w:t xml:space="preserve"> and </w:t>
-      </w:r>
-      <w:r>
-        <w:rPr>
-          <w:rFonts w:ascii="Times New Roman" w:eastAsia="Times New Roman" w:hAnsi="Times New Roman" w:cs="Times New Roman"/>
-          <w:sz w:val="24"/>
-          <w:szCs w:val="24"/>
-        </w:rPr>
-        <w:lastRenderedPageBreak/>
-        <w:t>was subs</w:t>
+        <w:t xml:space="preserve"> and was subs</w:t>
       </w:r>
       <w:r>
         <w:rPr>
@@ -2922,43 +2493,7 @@
           <w:sz w:val="24"/>
           <w:szCs w:val="24"/>
         </w:rPr>
-        <w:t xml:space="preserve">He declined a Norwegian nomination for the Nobel Peace Prize in 1960, because he felt the contributions of the entire UNICEF organization should be recognized instead of one individual’s contribution. Nine months after he died UNICEF was awarded the 1965 Nobel Peace Prize. The UNICEF Maurice Pate Leadership for Children Award was established after his death and is named in his honor. Pate’s organization, the Maurice Pate Institute for Human Survival, donated his 100-acre property near Redding, Connecticut to the Mahayana Sutra and Tantra Center of Connecticut, now called Do </w:t>
-      </w:r>
-      <w:proofErr w:type="spellStart"/>
-      <w:r>
-        <w:rPr>
-          <w:rFonts w:ascii="Times New Roman" w:eastAsia="Times New Roman" w:hAnsi="Times New Roman" w:cs="Times New Roman"/>
-          <w:sz w:val="24"/>
-          <w:szCs w:val="24"/>
-        </w:rPr>
-        <w:t>Ngak</w:t>
-      </w:r>
-      <w:proofErr w:type="spellEnd"/>
-      <w:r>
-        <w:rPr>
-          <w:rFonts w:ascii="Times New Roman" w:eastAsia="Times New Roman" w:hAnsi="Times New Roman" w:cs="Times New Roman"/>
-          <w:sz w:val="24"/>
-          <w:szCs w:val="24"/>
-        </w:rPr>
-        <w:t xml:space="preserve"> </w:t>
-      </w:r>
-      <w:proofErr w:type="spellStart"/>
-      <w:r>
-        <w:rPr>
-          <w:rFonts w:ascii="Times New Roman" w:eastAsia="Times New Roman" w:hAnsi="Times New Roman" w:cs="Times New Roman"/>
-          <w:sz w:val="24"/>
-          <w:szCs w:val="24"/>
-        </w:rPr>
-        <w:t>Kunphen</w:t>
-      </w:r>
-      <w:proofErr w:type="spellEnd"/>
-      <w:r>
-        <w:rPr>
-          <w:rFonts w:ascii="Times New Roman" w:eastAsia="Times New Roman" w:hAnsi="Times New Roman" w:cs="Times New Roman"/>
-          <w:sz w:val="24"/>
-          <w:szCs w:val="24"/>
-        </w:rPr>
-        <w:t xml:space="preserve"> Ling Tibetan Buddhist Center for Universal Peace, in 1997. </w:t>
+        <w:t xml:space="preserve">He declined a Norwegian nomination for the Nobel Peace Prize in 1960, because he felt the contributions of the entire UNICEF organization should be recognized instead of one individual’s contribution. Nine months after he died UNICEF was awarded the 1965 Nobel Peace Prize. The UNICEF Maurice Pate Leadership for Children Award was established after his death and is named in his honor. Pate’s organization, the Maurice Pate Institute for Human Survival, donated his 100-acre property near Redding, Connecticut to the Mahayana Sutra and Tantra Center of Connecticut, now called Do Ngak Kunphen Ling Tibetan Buddhist Center for Universal Peace, in 1997. </w:t>
       </w:r>
     </w:p>
     <w:p>
@@ -2999,7 +2534,7 @@
         </w:rPr>
         <w:t xml:space="preserve">: The bulk of Maurice Pate’s papers are to be found in the Seeley G. Mudd Manuscript Library at Princeton University in Princeton, New Jersey, see </w:t>
       </w:r>
-      <w:hyperlink r:id="rId8">
+      <w:hyperlink r:id="rId7">
         <w:r>
           <w:rPr>
             <w:rFonts w:ascii="Times New Roman" w:eastAsia="Times New Roman" w:hAnsi="Times New Roman" w:cs="Times New Roman"/>
@@ -3018,7 +2553,7 @@
         </w:rPr>
         <w:t xml:space="preserve">, with copies and other papers in the Herbert Hoover Presidential Library and Museum in West Branch, Iowa, see </w:t>
       </w:r>
-      <w:hyperlink r:id="rId9">
+      <w:hyperlink r:id="rId8">
         <w:r>
           <w:rPr>
             <w:rFonts w:ascii="Times New Roman" w:eastAsia="Times New Roman" w:hAnsi="Times New Roman" w:cs="Times New Roman"/>
@@ -3053,7 +2588,7 @@
         </w:rPr>
         <w:t xml:space="preserve"> </w:t>
       </w:r>
-      <w:hyperlink r:id="rId10">
+      <w:hyperlink r:id="rId9">
         <w:r>
           <w:rPr>
             <w:rFonts w:ascii="Times New Roman" w:eastAsia="Times New Roman" w:hAnsi="Times New Roman" w:cs="Times New Roman"/>
@@ -3611,25 +3146,7 @@
           <w:sz w:val="24"/>
           <w:szCs w:val="24"/>
         </w:rPr>
-        <w:t xml:space="preserve">, New York 1951, 477-479; J. </w:t>
-      </w:r>
-      <w:proofErr w:type="spellStart"/>
-      <w:r>
-        <w:rPr>
-          <w:rFonts w:ascii="Times New Roman" w:eastAsia="Times New Roman" w:hAnsi="Times New Roman" w:cs="Times New Roman"/>
-          <w:sz w:val="24"/>
-          <w:szCs w:val="24"/>
-        </w:rPr>
-        <w:t>Wechsberg</w:t>
-      </w:r>
-      <w:proofErr w:type="spellEnd"/>
-      <w:r>
-        <w:rPr>
-          <w:rFonts w:ascii="Times New Roman" w:eastAsia="Times New Roman" w:hAnsi="Times New Roman" w:cs="Times New Roman"/>
-          <w:sz w:val="24"/>
-          <w:szCs w:val="24"/>
-        </w:rPr>
-        <w:t xml:space="preserve">, ‘At the Heart of UNICEF’ in </w:t>
+        <w:t xml:space="preserve">, New York 1951, 477-479; J. Wechsberg, ‘At the Heart of UNICEF’ in </w:t>
       </w:r>
       <w:r>
         <w:rPr>
@@ -3689,9 +3206,16 @@
           <w:sz w:val="24"/>
           <w:szCs w:val="24"/>
         </w:rPr>
-        <w:t xml:space="preserve">Vida y </w:t>
-      </w:r>
-      <w:proofErr w:type="spellStart"/>
+        <w:t>Vida y obre de Maurico Pate</w:t>
+      </w:r>
+      <w:r>
+        <w:rPr>
+          <w:rFonts w:ascii="Times New Roman" w:eastAsia="Times New Roman" w:hAnsi="Times New Roman" w:cs="Times New Roman"/>
+          <w:sz w:val="24"/>
+          <w:szCs w:val="24"/>
+        </w:rPr>
+        <w:t xml:space="preserve">, Montevideo 1965; ‘Pate, Maurice’ in </w:t>
+      </w:r>
       <w:r>
         <w:rPr>
           <w:rFonts w:ascii="Times New Roman" w:eastAsia="Times New Roman" w:hAnsi="Times New Roman" w:cs="Times New Roman"/>
@@ -3699,9 +3223,16 @@
           <w:sz w:val="24"/>
           <w:szCs w:val="24"/>
         </w:rPr>
-        <w:t>obre</w:t>
-      </w:r>
-      <w:proofErr w:type="spellEnd"/>
+        <w:t xml:space="preserve">The National Cyclopaedia of American Biography, </w:t>
+      </w:r>
+      <w:r>
+        <w:rPr>
+          <w:rFonts w:ascii="Times New Roman" w:eastAsia="Times New Roman" w:hAnsi="Times New Roman" w:cs="Times New Roman"/>
+          <w:sz w:val="24"/>
+          <w:szCs w:val="24"/>
+        </w:rPr>
+        <w:t xml:space="preserve">51, New York 1969, 691-692; R.M. Polsky, </w:t>
+      </w:r>
       <w:r>
         <w:rPr>
           <w:rFonts w:ascii="Times New Roman" w:eastAsia="Times New Roman" w:hAnsi="Times New Roman" w:cs="Times New Roman"/>
@@ -3709,9 +3240,16 @@
           <w:sz w:val="24"/>
           <w:szCs w:val="24"/>
         </w:rPr>
-        <w:t xml:space="preserve"> de </w:t>
-      </w:r>
-      <w:proofErr w:type="spellStart"/>
+        <w:t>Reminiscences of Helenka Pantaleoni</w:t>
+      </w:r>
+      <w:r>
+        <w:rPr>
+          <w:rFonts w:ascii="Times New Roman" w:eastAsia="Times New Roman" w:hAnsi="Times New Roman" w:cs="Times New Roman"/>
+          <w:sz w:val="24"/>
+          <w:szCs w:val="24"/>
+        </w:rPr>
+        <w:t xml:space="preserve">, Oral History Interview in Columbia University Libraries, 1977; A. Leitch, </w:t>
+      </w:r>
       <w:r>
         <w:rPr>
           <w:rFonts w:ascii="Times New Roman" w:eastAsia="Times New Roman" w:hAnsi="Times New Roman" w:cs="Times New Roman"/>
@@ -3719,9 +3257,16 @@
           <w:sz w:val="24"/>
           <w:szCs w:val="24"/>
         </w:rPr>
-        <w:t>Maurico</w:t>
-      </w:r>
-      <w:proofErr w:type="spellEnd"/>
+        <w:t>A Princeton Companion</w:t>
+      </w:r>
+      <w:r>
+        <w:rPr>
+          <w:rFonts w:ascii="Times New Roman" w:eastAsia="Times New Roman" w:hAnsi="Times New Roman" w:cs="Times New Roman"/>
+          <w:sz w:val="24"/>
+          <w:szCs w:val="24"/>
+        </w:rPr>
+        <w:t xml:space="preserve">, Princeton 1978; M. Black, </w:t>
+      </w:r>
       <w:r>
         <w:rPr>
           <w:rFonts w:ascii="Times New Roman" w:eastAsia="Times New Roman" w:hAnsi="Times New Roman" w:cs="Times New Roman"/>
@@ -3729,15 +3274,7 @@
           <w:sz w:val="24"/>
           <w:szCs w:val="24"/>
         </w:rPr>
-        <w:t xml:space="preserve"> Pate</w:t>
-      </w:r>
-      <w:r>
-        <w:rPr>
-          <w:rFonts w:ascii="Times New Roman" w:eastAsia="Times New Roman" w:hAnsi="Times New Roman" w:cs="Times New Roman"/>
-          <w:sz w:val="24"/>
-          <w:szCs w:val="24"/>
-        </w:rPr>
-        <w:t xml:space="preserve">, Montevideo 1965; ‘Pate, Maurice’ in </w:t>
+        <w:t xml:space="preserve">The Children and the Nations: The Story of </w:t>
       </w:r>
       <w:r>
         <w:rPr>
@@ -3746,9 +3283,17 @@
           <w:sz w:val="24"/>
           <w:szCs w:val="24"/>
         </w:rPr>
-        <w:t xml:space="preserve">The National </w:t>
-      </w:r>
-      <w:proofErr w:type="spellStart"/>
+        <w:lastRenderedPageBreak/>
+        <w:t>UNICEF</w:t>
+      </w:r>
+      <w:r>
+        <w:rPr>
+          <w:rFonts w:ascii="Times New Roman" w:eastAsia="Times New Roman" w:hAnsi="Times New Roman" w:cs="Times New Roman"/>
+          <w:sz w:val="24"/>
+          <w:szCs w:val="24"/>
+        </w:rPr>
+        <w:t xml:space="preserve">, Sydney 1986; ‘Pate, Maurice’ in </w:t>
+      </w:r>
       <w:r>
         <w:rPr>
           <w:rFonts w:ascii="Times New Roman" w:eastAsia="Times New Roman" w:hAnsi="Times New Roman" w:cs="Times New Roman"/>
@@ -3756,9 +3301,16 @@
           <w:sz w:val="24"/>
           <w:szCs w:val="24"/>
         </w:rPr>
-        <w:t>Cyclopaedia</w:t>
-      </w:r>
-      <w:proofErr w:type="spellEnd"/>
+        <w:t>Dictionary of American Biography</w:t>
+      </w:r>
+      <w:r>
+        <w:rPr>
+          <w:rFonts w:ascii="Times New Roman" w:eastAsia="Times New Roman" w:hAnsi="Times New Roman" w:cs="Times New Roman"/>
+          <w:sz w:val="24"/>
+          <w:szCs w:val="24"/>
+        </w:rPr>
+        <w:t xml:space="preserve">, Supplement 7, New York 1981, 599-600; J. Charnow, </w:t>
+      </w:r>
       <w:r>
         <w:rPr>
           <w:rFonts w:ascii="Times New Roman" w:eastAsia="Times New Roman" w:hAnsi="Times New Roman" w:cs="Times New Roman"/>
@@ -3766,15 +3318,15 @@
           <w:sz w:val="24"/>
           <w:szCs w:val="24"/>
         </w:rPr>
-        <w:t xml:space="preserve"> of American Biography, </w:t>
-      </w:r>
-      <w:r>
-        <w:rPr>
-          <w:rFonts w:ascii="Times New Roman" w:eastAsia="Times New Roman" w:hAnsi="Times New Roman" w:cs="Times New Roman"/>
-          <w:sz w:val="24"/>
-          <w:szCs w:val="24"/>
-        </w:rPr>
-        <w:t xml:space="preserve">51, New York 1969, 691-692; R.M. Polsky, </w:t>
+        <w:t>Maurice Pate: UNICEF Executive Director, 1947-1965</w:t>
+      </w:r>
+      <w:r>
+        <w:rPr>
+          <w:rFonts w:ascii="Times New Roman" w:eastAsia="Times New Roman" w:hAnsi="Times New Roman" w:cs="Times New Roman"/>
+          <w:sz w:val="24"/>
+          <w:szCs w:val="24"/>
+        </w:rPr>
+        <w:t xml:space="preserve">, Geneva 1989; M. Black, </w:t>
       </w:r>
       <w:r>
         <w:rPr>
@@ -3783,9 +3335,24 @@
           <w:sz w:val="24"/>
           <w:szCs w:val="24"/>
         </w:rPr>
-        <w:t xml:space="preserve">Reminiscences of </w:t>
-      </w:r>
-      <w:proofErr w:type="spellStart"/>
+        <w:t>Children First: The Story of UNICEF, Past and Present</w:t>
+      </w:r>
+      <w:r>
+        <w:rPr>
+          <w:rFonts w:ascii="Times New Roman" w:eastAsia="Times New Roman" w:hAnsi="Times New Roman" w:cs="Times New Roman"/>
+          <w:sz w:val="24"/>
+          <w:szCs w:val="24"/>
+        </w:rPr>
+        <w:t>, Oxford 1996</w:t>
+      </w:r>
+      <w:r>
+        <w:rPr>
+          <w:rFonts w:ascii="Times New Roman" w:eastAsia="Times New Roman" w:hAnsi="Times New Roman" w:cs="Times New Roman"/>
+          <w:sz w:val="24"/>
+          <w:szCs w:val="24"/>
+        </w:rPr>
+        <w:t xml:space="preserve">; M.A. Balinska, </w:t>
+      </w:r>
       <w:r>
         <w:rPr>
           <w:rFonts w:ascii="Times New Roman" w:eastAsia="Times New Roman" w:hAnsi="Times New Roman" w:cs="Times New Roman"/>
@@ -3793,9 +3360,8 @@
           <w:sz w:val="24"/>
           <w:szCs w:val="24"/>
         </w:rPr>
-        <w:t>Helenka</w:t>
-      </w:r>
-      <w:proofErr w:type="spellEnd"/>
+        <w:t>For the Good of Humanity: Ludwik Ra</w:t>
+      </w:r>
       <w:r>
         <w:rPr>
           <w:rFonts w:ascii="Times New Roman" w:eastAsia="Times New Roman" w:hAnsi="Times New Roman" w:cs="Times New Roman"/>
@@ -3803,15 +3369,7 @@
           <w:sz w:val="24"/>
           <w:szCs w:val="24"/>
         </w:rPr>
-        <w:t xml:space="preserve"> Pantaleoni</w:t>
-      </w:r>
-      <w:r>
-        <w:rPr>
-          <w:rFonts w:ascii="Times New Roman" w:eastAsia="Times New Roman" w:hAnsi="Times New Roman" w:cs="Times New Roman"/>
-          <w:sz w:val="24"/>
-          <w:szCs w:val="24"/>
-        </w:rPr>
-        <w:t xml:space="preserve">, Oral History Interview in Columbia University Libraries, 1977; A. Leitch, </w:t>
+        <w:t>j</w:t>
       </w:r>
       <w:r>
         <w:rPr>
@@ -3820,15 +3378,23 @@
           <w:sz w:val="24"/>
           <w:szCs w:val="24"/>
         </w:rPr>
-        <w:t>A Princeton Companion</w:t>
-      </w:r>
-      <w:r>
-        <w:rPr>
-          <w:rFonts w:ascii="Times New Roman" w:eastAsia="Times New Roman" w:hAnsi="Times New Roman" w:cs="Times New Roman"/>
-          <w:sz w:val="24"/>
-          <w:szCs w:val="24"/>
-        </w:rPr>
-        <w:t xml:space="preserve">, Princeton 1978; M. Black, </w:t>
+        <w:t>chman: Medical Statesman</w:t>
+      </w:r>
+      <w:r>
+        <w:rPr>
+          <w:rFonts w:ascii="Times New Roman" w:eastAsia="Times New Roman" w:hAnsi="Times New Roman" w:cs="Times New Roman"/>
+          <w:sz w:val="24"/>
+          <w:szCs w:val="24"/>
+        </w:rPr>
+        <w:t>, Budapest 1998</w:t>
+      </w:r>
+      <w:r>
+        <w:rPr>
+          <w:rFonts w:ascii="Times New Roman" w:eastAsia="Times New Roman" w:hAnsi="Times New Roman" w:cs="Times New Roman"/>
+          <w:sz w:val="24"/>
+          <w:szCs w:val="24"/>
+        </w:rPr>
+        <w:t xml:space="preserve">; ‘Pate, Maurice’ in J. Onofrio (Ed.), </w:t>
       </w:r>
       <w:r>
         <w:rPr>
@@ -3837,15 +3403,23 @@
           <w:sz w:val="24"/>
           <w:szCs w:val="24"/>
         </w:rPr>
-        <w:t>The Children and the Nations: The Story of UNICEF</w:t>
-      </w:r>
-      <w:r>
-        <w:rPr>
-          <w:rFonts w:ascii="Times New Roman" w:eastAsia="Times New Roman" w:hAnsi="Times New Roman" w:cs="Times New Roman"/>
-          <w:sz w:val="24"/>
-          <w:szCs w:val="24"/>
-        </w:rPr>
-        <w:t xml:space="preserve">, Sydney 1986; ‘Pate, Maurice’ in </w:t>
+        <w:t>Nebraska Biographical Dictionary</w:t>
+      </w:r>
+      <w:r>
+        <w:rPr>
+          <w:rFonts w:ascii="Times New Roman" w:eastAsia="Times New Roman" w:hAnsi="Times New Roman" w:cs="Times New Roman"/>
+          <w:sz w:val="24"/>
+          <w:szCs w:val="24"/>
+        </w:rPr>
+        <w:t xml:space="preserve">, St. Clair Shores 1999, 209-212; </w:t>
+      </w:r>
+      <w:r>
+        <w:rPr>
+          <w:rFonts w:ascii="Times New Roman" w:eastAsia="Times New Roman" w:hAnsi="Times New Roman" w:cs="Times New Roman"/>
+          <w:sz w:val="24"/>
+          <w:szCs w:val="24"/>
+        </w:rPr>
+        <w:t xml:space="preserve">Y. Beigbeder, </w:t>
       </w:r>
       <w:r>
         <w:rPr>
@@ -3854,33 +3428,23 @@
           <w:sz w:val="24"/>
           <w:szCs w:val="24"/>
         </w:rPr>
-        <w:t>Dictionary of American Biography</w:t>
-      </w:r>
-      <w:r>
-        <w:rPr>
-          <w:rFonts w:ascii="Times New Roman" w:eastAsia="Times New Roman" w:hAnsi="Times New Roman" w:cs="Times New Roman"/>
-          <w:sz w:val="24"/>
-          <w:szCs w:val="24"/>
-        </w:rPr>
-        <w:t xml:space="preserve">, Supplement 7, New York 1981, 599-600; J. </w:t>
-      </w:r>
-      <w:proofErr w:type="spellStart"/>
-      <w:r>
-        <w:rPr>
-          <w:rFonts w:ascii="Times New Roman" w:eastAsia="Times New Roman" w:hAnsi="Times New Roman" w:cs="Times New Roman"/>
-          <w:sz w:val="24"/>
-          <w:szCs w:val="24"/>
-        </w:rPr>
-        <w:t>Charnow</w:t>
-      </w:r>
-      <w:proofErr w:type="spellEnd"/>
-      <w:r>
-        <w:rPr>
-          <w:rFonts w:ascii="Times New Roman" w:eastAsia="Times New Roman" w:hAnsi="Times New Roman" w:cs="Times New Roman"/>
-          <w:sz w:val="24"/>
-          <w:szCs w:val="24"/>
-        </w:rPr>
-        <w:t xml:space="preserve">, </w:t>
+        <w:t>New Challenges for UNICEF; Children, Women and Human Rights</w:t>
+      </w:r>
+      <w:r>
+        <w:rPr>
+          <w:rFonts w:ascii="Times New Roman" w:eastAsia="Times New Roman" w:hAnsi="Times New Roman" w:cs="Times New Roman"/>
+          <w:sz w:val="24"/>
+          <w:szCs w:val="24"/>
+        </w:rPr>
+        <w:t>, New York</w:t>
+      </w:r>
+      <w:r>
+        <w:rPr>
+          <w:rFonts w:ascii="Times New Roman" w:eastAsia="Times New Roman" w:hAnsi="Times New Roman" w:cs="Times New Roman"/>
+          <w:sz w:val="24"/>
+          <w:szCs w:val="24"/>
+        </w:rPr>
+        <w:t xml:space="preserve"> 2001; </w:t>
       </w:r>
       <w:r>
         <w:rPr>
@@ -3889,15 +3453,15 @@
           <w:sz w:val="24"/>
           <w:szCs w:val="24"/>
         </w:rPr>
-        <w:t>Maurice Pate: UNICEF Executive Director, 1947-1965</w:t>
-      </w:r>
-      <w:r>
-        <w:rPr>
-          <w:rFonts w:ascii="Times New Roman" w:eastAsia="Times New Roman" w:hAnsi="Times New Roman" w:cs="Times New Roman"/>
-          <w:sz w:val="24"/>
-          <w:szCs w:val="24"/>
-        </w:rPr>
-        <w:t xml:space="preserve">, Geneva 1989; M. Black, </w:t>
+        <w:t xml:space="preserve">1946-2006: Sixty Years for Children, </w:t>
+      </w:r>
+      <w:r>
+        <w:rPr>
+          <w:rFonts w:ascii="Times New Roman" w:eastAsia="Times New Roman" w:hAnsi="Times New Roman" w:cs="Times New Roman"/>
+          <w:sz w:val="24"/>
+          <w:szCs w:val="24"/>
+        </w:rPr>
+        <w:t xml:space="preserve">New York 2006; R. Jolly, </w:t>
       </w:r>
       <w:r>
         <w:rPr>
@@ -3906,198 +3470,6 @@
           <w:sz w:val="24"/>
           <w:szCs w:val="24"/>
         </w:rPr>
-        <w:t>Children First: The Story of UNICEF, Past and Present</w:t>
-      </w:r>
-      <w:r>
-        <w:rPr>
-          <w:rFonts w:ascii="Times New Roman" w:eastAsia="Times New Roman" w:hAnsi="Times New Roman" w:cs="Times New Roman"/>
-          <w:sz w:val="24"/>
-          <w:szCs w:val="24"/>
-        </w:rPr>
-        <w:t>, Oxford 1996</w:t>
-      </w:r>
-      <w:r>
-        <w:rPr>
-          <w:rFonts w:ascii="Times New Roman" w:eastAsia="Times New Roman" w:hAnsi="Times New Roman" w:cs="Times New Roman"/>
-          <w:sz w:val="24"/>
-          <w:szCs w:val="24"/>
-        </w:rPr>
-        <w:t xml:space="preserve">; M.A. </w:t>
-      </w:r>
-      <w:proofErr w:type="spellStart"/>
-      <w:r>
-        <w:rPr>
-          <w:rFonts w:ascii="Times New Roman" w:eastAsia="Times New Roman" w:hAnsi="Times New Roman" w:cs="Times New Roman"/>
-          <w:sz w:val="24"/>
-          <w:szCs w:val="24"/>
-        </w:rPr>
-        <w:t>Balinska</w:t>
-      </w:r>
-      <w:proofErr w:type="spellEnd"/>
-      <w:r>
-        <w:rPr>
-          <w:rFonts w:ascii="Times New Roman" w:eastAsia="Times New Roman" w:hAnsi="Times New Roman" w:cs="Times New Roman"/>
-          <w:sz w:val="24"/>
-          <w:szCs w:val="24"/>
-        </w:rPr>
-        <w:t xml:space="preserve">, </w:t>
-      </w:r>
-      <w:r>
-        <w:rPr>
-          <w:rFonts w:ascii="Times New Roman" w:eastAsia="Times New Roman" w:hAnsi="Times New Roman" w:cs="Times New Roman"/>
-          <w:i/>
-          <w:sz w:val="24"/>
-          <w:szCs w:val="24"/>
-        </w:rPr>
-        <w:t xml:space="preserve">For the Good of Humanity: </w:t>
-      </w:r>
-      <w:proofErr w:type="spellStart"/>
-      <w:r>
-        <w:rPr>
-          <w:rFonts w:ascii="Times New Roman" w:eastAsia="Times New Roman" w:hAnsi="Times New Roman" w:cs="Times New Roman"/>
-          <w:i/>
-          <w:sz w:val="24"/>
-          <w:szCs w:val="24"/>
-        </w:rPr>
-        <w:t>Ludwik</w:t>
-      </w:r>
-      <w:proofErr w:type="spellEnd"/>
-      <w:r>
-        <w:rPr>
-          <w:rFonts w:ascii="Times New Roman" w:eastAsia="Times New Roman" w:hAnsi="Times New Roman" w:cs="Times New Roman"/>
-          <w:i/>
-          <w:sz w:val="24"/>
-          <w:szCs w:val="24"/>
-        </w:rPr>
-        <w:t xml:space="preserve"> Ra</w:t>
-      </w:r>
-      <w:r>
-        <w:rPr>
-          <w:rFonts w:ascii="Times New Roman" w:eastAsia="Times New Roman" w:hAnsi="Times New Roman" w:cs="Times New Roman"/>
-          <w:i/>
-          <w:sz w:val="24"/>
-          <w:szCs w:val="24"/>
-        </w:rPr>
-        <w:t>j</w:t>
-      </w:r>
-      <w:r>
-        <w:rPr>
-          <w:rFonts w:ascii="Times New Roman" w:eastAsia="Times New Roman" w:hAnsi="Times New Roman" w:cs="Times New Roman"/>
-          <w:i/>
-          <w:sz w:val="24"/>
-          <w:szCs w:val="24"/>
-        </w:rPr>
-        <w:t>chman: Medical Statesman</w:t>
-      </w:r>
-      <w:r>
-        <w:rPr>
-          <w:rFonts w:ascii="Times New Roman" w:eastAsia="Times New Roman" w:hAnsi="Times New Roman" w:cs="Times New Roman"/>
-          <w:sz w:val="24"/>
-          <w:szCs w:val="24"/>
-        </w:rPr>
-        <w:t>, Budapest 1998</w:t>
-      </w:r>
-      <w:r>
-        <w:rPr>
-          <w:rFonts w:ascii="Times New Roman" w:eastAsia="Times New Roman" w:hAnsi="Times New Roman" w:cs="Times New Roman"/>
-          <w:sz w:val="24"/>
-          <w:szCs w:val="24"/>
-        </w:rPr>
-        <w:t xml:space="preserve">; ‘Pate, Maurice’ in J. Onofrio (Ed.), </w:t>
-      </w:r>
-      <w:r>
-        <w:rPr>
-          <w:rFonts w:ascii="Times New Roman" w:eastAsia="Times New Roman" w:hAnsi="Times New Roman" w:cs="Times New Roman"/>
-          <w:i/>
-          <w:sz w:val="24"/>
-          <w:szCs w:val="24"/>
-        </w:rPr>
-        <w:t>Nebraska Biographical Dictionary</w:t>
-      </w:r>
-      <w:r>
-        <w:rPr>
-          <w:rFonts w:ascii="Times New Roman" w:eastAsia="Times New Roman" w:hAnsi="Times New Roman" w:cs="Times New Roman"/>
-          <w:sz w:val="24"/>
-          <w:szCs w:val="24"/>
-        </w:rPr>
-        <w:t xml:space="preserve">, St. Clair Shores 1999, 209-212; </w:t>
-      </w:r>
-      <w:r>
-        <w:rPr>
-          <w:rFonts w:ascii="Times New Roman" w:eastAsia="Times New Roman" w:hAnsi="Times New Roman" w:cs="Times New Roman"/>
-          <w:sz w:val="24"/>
-          <w:szCs w:val="24"/>
-        </w:rPr>
-        <w:t xml:space="preserve">Y. </w:t>
-      </w:r>
-      <w:proofErr w:type="spellStart"/>
-      <w:r>
-        <w:rPr>
-          <w:rFonts w:ascii="Times New Roman" w:eastAsia="Times New Roman" w:hAnsi="Times New Roman" w:cs="Times New Roman"/>
-          <w:sz w:val="24"/>
-          <w:szCs w:val="24"/>
-        </w:rPr>
-        <w:t>Beigbeder</w:t>
-      </w:r>
-      <w:proofErr w:type="spellEnd"/>
-      <w:r>
-        <w:rPr>
-          <w:rFonts w:ascii="Times New Roman" w:eastAsia="Times New Roman" w:hAnsi="Times New Roman" w:cs="Times New Roman"/>
-          <w:sz w:val="24"/>
-          <w:szCs w:val="24"/>
-        </w:rPr>
-        <w:t xml:space="preserve">, </w:t>
-      </w:r>
-      <w:r>
-        <w:rPr>
-          <w:rFonts w:ascii="Times New Roman" w:eastAsia="Times New Roman" w:hAnsi="Times New Roman" w:cs="Times New Roman"/>
-          <w:i/>
-          <w:sz w:val="24"/>
-          <w:szCs w:val="24"/>
-        </w:rPr>
-        <w:t>New Challenges for UNICEF; Children, Women and Human Rights</w:t>
-      </w:r>
-      <w:r>
-        <w:rPr>
-          <w:rFonts w:ascii="Times New Roman" w:eastAsia="Times New Roman" w:hAnsi="Times New Roman" w:cs="Times New Roman"/>
-          <w:sz w:val="24"/>
-          <w:szCs w:val="24"/>
-        </w:rPr>
-        <w:t>, New York</w:t>
-      </w:r>
-      <w:r>
-        <w:rPr>
-          <w:rFonts w:ascii="Times New Roman" w:eastAsia="Times New Roman" w:hAnsi="Times New Roman" w:cs="Times New Roman"/>
-          <w:sz w:val="24"/>
-          <w:szCs w:val="24"/>
-        </w:rPr>
-        <w:t xml:space="preserve"> 2001; </w:t>
-      </w:r>
-      <w:r>
-        <w:rPr>
-          <w:rFonts w:ascii="Times New Roman" w:eastAsia="Times New Roman" w:hAnsi="Times New Roman" w:cs="Times New Roman"/>
-          <w:i/>
-          <w:sz w:val="24"/>
-          <w:szCs w:val="24"/>
-        </w:rPr>
-        <w:t xml:space="preserve">1946-2006: Sixty Years for Children, </w:t>
-      </w:r>
-      <w:r>
-        <w:rPr>
-          <w:rFonts w:ascii="Times New Roman" w:eastAsia="Times New Roman" w:hAnsi="Times New Roman" w:cs="Times New Roman"/>
-          <w:sz w:val="24"/>
-          <w:szCs w:val="24"/>
-        </w:rPr>
-        <w:t xml:space="preserve">New York 2006; R. Jolly, </w:t>
-      </w:r>
-      <w:r>
-        <w:rPr>
-          <w:rFonts w:ascii="Times New Roman" w:eastAsia="Times New Roman" w:hAnsi="Times New Roman" w:cs="Times New Roman"/>
-          <w:i/>
-          <w:sz w:val="24"/>
-          <w:szCs w:val="24"/>
-        </w:rPr>
-        <w:lastRenderedPageBreak/>
         <w:t>UNICEF (United Nations Children’s Fund): Global Governance that Works</w:t>
       </w:r>
       <w:r>
@@ -4318,7 +3690,7 @@
         </w:rPr>
         <w:t xml:space="preserve">Eisenberg, </w:t>
       </w:r>
-      <w:hyperlink r:id="rId11" w:history="1">
+      <w:hyperlink r:id="rId10" w:history="1">
         <w:r>
           <w:rPr>
             <w:rStyle w:val="Hyperlink"/>
@@ -4374,12 +3746,12 @@
       </w:pPr>
     </w:p>
     <w:sectPr>
-      <w:headerReference w:type="even" r:id="rId12"/>
-      <w:headerReference w:type="default" r:id="rId13"/>
-      <w:footerReference w:type="even" r:id="rId14"/>
-      <w:footerReference w:type="default" r:id="rId15"/>
-      <w:headerReference w:type="first" r:id="rId16"/>
-      <w:footerReference w:type="first" r:id="rId17"/>
+      <w:headerReference w:type="even" r:id="rId11"/>
+      <w:headerReference w:type="default" r:id="rId12"/>
+      <w:footerReference w:type="even" r:id="rId13"/>
+      <w:footerReference w:type="default" r:id="rId14"/>
+      <w:headerReference w:type="first" r:id="rId15"/>
+      <w:footerReference w:type="first" r:id="rId16"/>
       <w:pgSz w:w="11901" w:h="16840"/>
       <w:pgMar w:top="1418" w:right="1418" w:bottom="1418" w:left="1418" w:header="709" w:footer="709" w:gutter="0"/>
       <w:pgNumType w:start="1"/>
@@ -4390,7 +3762,7 @@
 </file>
 
 <file path=word/endnotes.xml><?xml version="1.0" encoding="utf-8"?>
-<w:endnotes xmlns:wpc="http://schemas.microsoft.com/office/word/2010/wordprocessingCanvas" xmlns:cx="http://schemas.microsoft.com/office/drawing/2014/chartex" xmlns:cx1="http://schemas.microsoft.com/office/drawing/2015/9/8/chartex" xmlns:cx2="http://schemas.microsoft.com/office/drawing/2015/10/21/chartex" xmlns:cx3="http://schemas.microsoft.com/office/drawing/2016/5/9/chartex" xmlns:cx4="http://schemas.microsoft.com/office/drawing/2016/5/10/chartex" xmlns:cx5="http://schemas.microsoft.com/office/drawing/2016/5/11/chartex" xmlns:cx6="http://schemas.microsoft.com/office/drawing/2016/5/12/chartex" xmlns:cx7="http://schemas.microsoft.com/office/drawing/2016/5/13/chartex" xmlns:cx8="http://schemas.microsoft.com/office/drawing/2016/5/14/chartex" xmlns:mc="http://schemas.openxmlformats.org/markup-compatibility/2006" xmlns:aink="http://schemas.microsoft.com/office/drawing/2016/ink" xmlns:am3d="http://schemas.microsoft.com/office/drawing/2017/model3d" xmlns:o="urn:schemas-microsoft-com:office:office" xmlns:oel="http://schemas.microsoft.com/office/2019/extlst" xmlns:r="http://schemas.openxmlformats.org/officeDocument/2006/relationships" xmlns:m="http://schemas.openxmlformats.org/officeDocument/2006/math" xmlns:v="urn:schemas-microsoft-com:vml" xmlns:wp14="http://schemas.microsoft.com/office/word/2010/wordprocessingDrawing" xmlns:wp="http://schemas.openxmlformats.org/drawingml/2006/wordprocessingDrawing" xmlns:w10="urn:schemas-microsoft-com:office:word" xmlns:w="http://schemas.openxmlformats.org/wordprocessingml/2006/main" xmlns:w14="http://schemas.microsoft.com/office/word/2010/wordml" xmlns:w15="http://schemas.microsoft.com/office/word/2012/wordml" xmlns:w16cex="http://schemas.microsoft.com/office/word/2018/wordml/cex" xmlns:w16cid="http://schemas.microsoft.com/office/word/2016/wordml/cid" xmlns:w16="http://schemas.microsoft.com/office/word/2018/wordml" xmlns:w16du="http://schemas.microsoft.com/office/word/2023/wordml/word16du" xmlns:w16sdtdh="http://schemas.microsoft.com/office/word/2020/wordml/sdtdatahash" xmlns:w16sdtfl="http://schemas.microsoft.com/office/word/2024/wordml/sdtformatlock" xmlns:w16se="http://schemas.microsoft.com/office/word/2015/wordml/symex" xmlns:wpg="http://schemas.microsoft.com/office/word/2010/wordprocessingGroup" xmlns:wpi="http://schemas.microsoft.com/office/word/2010/wordprocessingInk" xmlns:wne="http://schemas.microsoft.com/office/word/2006/wordml" xmlns:wps="http://schemas.microsoft.com/office/word/2010/wordprocessingShape" mc:Ignorable="w14 w15 w16se w16cid w16 w16cex w16sdtdh w16sdtfl w16du wp14">
+<w:endnotes xmlns:wpc="http://schemas.microsoft.com/office/word/2010/wordprocessingCanvas" xmlns:cx="http://schemas.microsoft.com/office/drawing/2014/chartex" xmlns:cx1="http://schemas.microsoft.com/office/drawing/2015/9/8/chartex" xmlns:cx2="http://schemas.microsoft.com/office/drawing/2015/10/21/chartex" xmlns:cx3="http://schemas.microsoft.com/office/drawing/2016/5/9/chartex" xmlns:cx4="http://schemas.microsoft.com/office/drawing/2016/5/10/chartex" xmlns:cx5="http://schemas.microsoft.com/office/drawing/2016/5/11/chartex" xmlns:cx6="http://schemas.microsoft.com/office/drawing/2016/5/12/chartex" xmlns:cx7="http://schemas.microsoft.com/office/drawing/2016/5/13/chartex" xmlns:cx8="http://schemas.microsoft.com/office/drawing/2016/5/14/chartex" xmlns:mc="http://schemas.openxmlformats.org/markup-compatibility/2006" xmlns:m="http://schemas.openxmlformats.org/officeDocument/2006/math" xmlns:aink="http://schemas.microsoft.com/office/drawing/2016/ink" xmlns:am3d="http://schemas.microsoft.com/office/drawing/2017/model3d" xmlns:oel="http://schemas.microsoft.com/office/2019/extlst" xmlns:r="http://schemas.openxmlformats.org/officeDocument/2006/relationships" xmlns:wp14="http://schemas.microsoft.com/office/word/2010/wordprocessingDrawing" xmlns:wp="http://schemas.openxmlformats.org/drawingml/2006/wordprocessingDrawing" xmlns:wpg="http://schemas.microsoft.com/office/word/2010/wordprocessingGroup" xmlns:wpi="http://schemas.microsoft.com/office/word/2010/wordprocessingInk" xmlns:wps="http://schemas.microsoft.com/office/word/2010/wordprocessingShape" xmlns:o="urn:schemas-microsoft-com:office:office" xmlns:v="urn:schemas-microsoft-com:vml" xmlns:w10="urn:schemas-microsoft-com:office:word" xmlns:w="http://schemas.openxmlformats.org/wordprocessingml/2006/main" xmlns:w14="http://schemas.microsoft.com/office/word/2010/wordml" xmlns:w15="http://schemas.microsoft.com/office/word/2012/wordml" xmlns:w16cei="http://schemas.microsoft.com/office/word/2026/wordml/cei" xmlns:w16cex="http://schemas.microsoft.com/office/word/2018/wordml/cex" xmlns:w16cid="http://schemas.microsoft.com/office/word/2016/wordml/cid" xmlns:w16="http://schemas.microsoft.com/office/word/2018/wordml" xmlns:w16sdtdh="http://schemas.microsoft.com/office/word/2020/wordml/sdtdatahash" xmlns:w16sdtfl="http://schemas.microsoft.com/office/word/2024/wordml/sdtformatlock" xmlns:w16se="http://schemas.microsoft.com/office/word/2015/wordml/symex" xmlns:w16du="http://schemas.microsoft.com/office/word/2023/wordml/word16du" xmlns:wne="http://schemas.microsoft.com/office/word/2006/wordml" mc:Ignorable="w14 w15 w16se w16cid w16 w16cex w16sdtdh w16sdtfl w16du wp14">
   <w:endnote w:type="separator" w:id="-1">
     <w:p>
       <w:pPr>
@@ -4415,7 +3787,7 @@
 </file>
 
 <file path=word/footer1.xml><?xml version="1.0" encoding="utf-8"?>
-<w:ftr xmlns:wpc="http://schemas.microsoft.com/office/word/2010/wordprocessingCanvas" xmlns:cx="http://schemas.microsoft.com/office/drawing/2014/chartex" xmlns:cx1="http://schemas.microsoft.com/office/drawing/2015/9/8/chartex" xmlns:cx2="http://schemas.microsoft.com/office/drawing/2015/10/21/chartex" xmlns:cx3="http://schemas.microsoft.com/office/drawing/2016/5/9/chartex" xmlns:cx4="http://schemas.microsoft.com/office/drawing/2016/5/10/chartex" xmlns:cx5="http://schemas.microsoft.com/office/drawing/2016/5/11/chartex" xmlns:cx6="http://schemas.microsoft.com/office/drawing/2016/5/12/chartex" xmlns:cx7="http://schemas.microsoft.com/office/drawing/2016/5/13/chartex" xmlns:cx8="http://schemas.microsoft.com/office/drawing/2016/5/14/chartex" xmlns:mc="http://schemas.openxmlformats.org/markup-compatibility/2006" xmlns:aink="http://schemas.microsoft.com/office/drawing/2016/ink" xmlns:am3d="http://schemas.microsoft.com/office/drawing/2017/model3d" xmlns:o="urn:schemas-microsoft-com:office:office" xmlns:oel="http://schemas.microsoft.com/office/2019/extlst" xmlns:r="http://schemas.openxmlformats.org/officeDocument/2006/relationships" xmlns:m="http://schemas.openxmlformats.org/officeDocument/2006/math" xmlns:v="urn:schemas-microsoft-com:vml" xmlns:wp14="http://schemas.microsoft.com/office/word/2010/wordprocessingDrawing" xmlns:wp="http://schemas.openxmlformats.org/drawingml/2006/wordprocessingDrawing" xmlns:w10="urn:schemas-microsoft-com:office:word" xmlns:w="http://schemas.openxmlformats.org/wordprocessingml/2006/main" xmlns:w14="http://schemas.microsoft.com/office/word/2010/wordml" xmlns:w15="http://schemas.microsoft.com/office/word/2012/wordml" xmlns:w16cex="http://schemas.microsoft.com/office/word/2018/wordml/cex" xmlns:w16cid="http://schemas.microsoft.com/office/word/2016/wordml/cid" xmlns:w16="http://schemas.microsoft.com/office/word/2018/wordml" xmlns:w16du="http://schemas.microsoft.com/office/word/2023/wordml/word16du" xmlns:w16sdtdh="http://schemas.microsoft.com/office/word/2020/wordml/sdtdatahash" xmlns:w16sdtfl="http://schemas.microsoft.com/office/word/2024/wordml/sdtformatlock" xmlns:w16se="http://schemas.microsoft.com/office/word/2015/wordml/symex" xmlns:wpg="http://schemas.microsoft.com/office/word/2010/wordprocessingGroup" xmlns:wpi="http://schemas.microsoft.com/office/word/2010/wordprocessingInk" xmlns:wne="http://schemas.microsoft.com/office/word/2006/wordml" xmlns:wps="http://schemas.microsoft.com/office/word/2010/wordprocessingShape" mc:Ignorable="w14 w15 w16se w16cid w16 w16cex w16sdtdh w16sdtfl w16du wp14">
+<w:ftr xmlns:wpc="http://schemas.microsoft.com/office/word/2010/wordprocessingCanvas" xmlns:cx="http://schemas.microsoft.com/office/drawing/2014/chartex" xmlns:cx1="http://schemas.microsoft.com/office/drawing/2015/9/8/chartex" xmlns:cx2="http://schemas.microsoft.com/office/drawing/2015/10/21/chartex" xmlns:cx3="http://schemas.microsoft.com/office/drawing/2016/5/9/chartex" xmlns:cx4="http://schemas.microsoft.com/office/drawing/2016/5/10/chartex" xmlns:cx5="http://schemas.microsoft.com/office/drawing/2016/5/11/chartex" xmlns:cx6="http://schemas.microsoft.com/office/drawing/2016/5/12/chartex" xmlns:cx7="http://schemas.microsoft.com/office/drawing/2016/5/13/chartex" xmlns:cx8="http://schemas.microsoft.com/office/drawing/2016/5/14/chartex" xmlns:mc="http://schemas.openxmlformats.org/markup-compatibility/2006" xmlns:m="http://schemas.openxmlformats.org/officeDocument/2006/math" xmlns:aink="http://schemas.microsoft.com/office/drawing/2016/ink" xmlns:am3d="http://schemas.microsoft.com/office/drawing/2017/model3d" xmlns:oel="http://schemas.microsoft.com/office/2019/extlst" xmlns:r="http://schemas.openxmlformats.org/officeDocument/2006/relationships" xmlns:wp14="http://schemas.microsoft.com/office/word/2010/wordprocessingDrawing" xmlns:wp="http://schemas.openxmlformats.org/drawingml/2006/wordprocessingDrawing" xmlns:wpg="http://schemas.microsoft.com/office/word/2010/wordprocessingGroup" xmlns:wpi="http://schemas.microsoft.com/office/word/2010/wordprocessingInk" xmlns:wps="http://schemas.microsoft.com/office/word/2010/wordprocessingShape" xmlns:o="urn:schemas-microsoft-com:office:office" xmlns:v="urn:schemas-microsoft-com:vml" xmlns:w10="urn:schemas-microsoft-com:office:word" xmlns:w="http://schemas.openxmlformats.org/wordprocessingml/2006/main" xmlns:w14="http://schemas.microsoft.com/office/word/2010/wordml" xmlns:w15="http://schemas.microsoft.com/office/word/2012/wordml" xmlns:w16cei="http://schemas.microsoft.com/office/word/2026/wordml/cei" xmlns:w16cex="http://schemas.microsoft.com/office/word/2018/wordml/cex" xmlns:w16cid="http://schemas.microsoft.com/office/word/2016/wordml/cid" xmlns:w16="http://schemas.microsoft.com/office/word/2018/wordml" xmlns:w16sdtdh="http://schemas.microsoft.com/office/word/2020/wordml/sdtdatahash" xmlns:w16sdtfl="http://schemas.microsoft.com/office/word/2024/wordml/sdtformatlock" xmlns:w16se="http://schemas.microsoft.com/office/word/2015/wordml/symex" xmlns:w16du="http://schemas.microsoft.com/office/word/2023/wordml/word16du" xmlns:wne="http://schemas.microsoft.com/office/word/2006/wordml" mc:Ignorable="w14 w15 w16se w16cid w16 w16cex w16sdtdh w16sdtfl w16du wp14">
   <w:p>
     <w:pPr>
       <w:pStyle w:val="Voettekst"/>
@@ -4425,7 +3797,7 @@
 </file>
 
 <file path=word/footer2.xml><?xml version="1.0" encoding="utf-8"?>
-<w:ftr xmlns:wpc="http://schemas.microsoft.com/office/word/2010/wordprocessingCanvas" xmlns:cx="http://schemas.microsoft.com/office/drawing/2014/chartex" xmlns:cx1="http://schemas.microsoft.com/office/drawing/2015/9/8/chartex" xmlns:cx2="http://schemas.microsoft.com/office/drawing/2015/10/21/chartex" xmlns:cx3="http://schemas.microsoft.com/office/drawing/2016/5/9/chartex" xmlns:cx4="http://schemas.microsoft.com/office/drawing/2016/5/10/chartex" xmlns:cx5="http://schemas.microsoft.com/office/drawing/2016/5/11/chartex" xmlns:cx6="http://schemas.microsoft.com/office/drawing/2016/5/12/chartex" xmlns:cx7="http://schemas.microsoft.com/office/drawing/2016/5/13/chartex" xmlns:cx8="http://schemas.microsoft.com/office/drawing/2016/5/14/chartex" xmlns:mc="http://schemas.openxmlformats.org/markup-compatibility/2006" xmlns:aink="http://schemas.microsoft.com/office/drawing/2016/ink" xmlns:am3d="http://schemas.microsoft.com/office/drawing/2017/model3d" xmlns:o="urn:schemas-microsoft-com:office:office" xmlns:oel="http://schemas.microsoft.com/office/2019/extlst" xmlns:r="http://schemas.openxmlformats.org/officeDocument/2006/relationships" xmlns:m="http://schemas.openxmlformats.org/officeDocument/2006/math" xmlns:v="urn:schemas-microsoft-com:vml" xmlns:wp14="http://schemas.microsoft.com/office/word/2010/wordprocessingDrawing" xmlns:wp="http://schemas.openxmlformats.org/drawingml/2006/wordprocessingDrawing" xmlns:w10="urn:schemas-microsoft-com:office:word" xmlns:w="http://schemas.openxmlformats.org/wordprocessingml/2006/main" xmlns:w14="http://schemas.microsoft.com/office/word/2010/wordml" xmlns:w15="http://schemas.microsoft.com/office/word/2012/wordml" xmlns:w16cex="http://schemas.microsoft.com/office/word/2018/wordml/cex" xmlns:w16cid="http://schemas.microsoft.com/office/word/2016/wordml/cid" xmlns:w16="http://schemas.microsoft.com/office/word/2018/wordml" xmlns:w16du="http://schemas.microsoft.com/office/word/2023/wordml/word16du" xmlns:w16sdtdh="http://schemas.microsoft.com/office/word/2020/wordml/sdtdatahash" xmlns:w16sdtfl="http://schemas.microsoft.com/office/word/2024/wordml/sdtformatlock" xmlns:w16se="http://schemas.microsoft.com/office/word/2015/wordml/symex" xmlns:wpg="http://schemas.microsoft.com/office/word/2010/wordprocessingGroup" xmlns:wpi="http://schemas.microsoft.com/office/word/2010/wordprocessingInk" xmlns:wne="http://schemas.microsoft.com/office/word/2006/wordml" xmlns:wps="http://schemas.microsoft.com/office/word/2010/wordprocessingShape" mc:Ignorable="w14 w15 w16se w16cid w16 w16cex w16sdtdh w16sdtfl w16du wp14">
+<w:ftr xmlns:wpc="http://schemas.microsoft.com/office/word/2010/wordprocessingCanvas" xmlns:cx="http://schemas.microsoft.com/office/drawing/2014/chartex" xmlns:cx1="http://schemas.microsoft.com/office/drawing/2015/9/8/chartex" xmlns:cx2="http://schemas.microsoft.com/office/drawing/2015/10/21/chartex" xmlns:cx3="http://schemas.microsoft.com/office/drawing/2016/5/9/chartex" xmlns:cx4="http://schemas.microsoft.com/office/drawing/2016/5/10/chartex" xmlns:cx5="http://schemas.microsoft.com/office/drawing/2016/5/11/chartex" xmlns:cx6="http://schemas.microsoft.com/office/drawing/2016/5/12/chartex" xmlns:cx7="http://schemas.microsoft.com/office/drawing/2016/5/13/chartex" xmlns:cx8="http://schemas.microsoft.com/office/drawing/2016/5/14/chartex" xmlns:mc="http://schemas.openxmlformats.org/markup-compatibility/2006" xmlns:m="http://schemas.openxmlformats.org/officeDocument/2006/math" xmlns:aink="http://schemas.microsoft.com/office/drawing/2016/ink" xmlns:am3d="http://schemas.microsoft.com/office/drawing/2017/model3d" xmlns:oel="http://schemas.microsoft.com/office/2019/extlst" xmlns:r="http://schemas.openxmlformats.org/officeDocument/2006/relationships" xmlns:wp14="http://schemas.microsoft.com/office/word/2010/wordprocessingDrawing" xmlns:wp="http://schemas.openxmlformats.org/drawingml/2006/wordprocessingDrawing" xmlns:wpg="http://schemas.microsoft.com/office/word/2010/wordprocessingGroup" xmlns:wpi="http://schemas.microsoft.com/office/word/2010/wordprocessingInk" xmlns:wps="http://schemas.microsoft.com/office/word/2010/wordprocessingShape" xmlns:o="urn:schemas-microsoft-com:office:office" xmlns:v="urn:schemas-microsoft-com:vml" xmlns:w10="urn:schemas-microsoft-com:office:word" xmlns:w="http://schemas.openxmlformats.org/wordprocessingml/2006/main" xmlns:w14="http://schemas.microsoft.com/office/word/2010/wordml" xmlns:w15="http://schemas.microsoft.com/office/word/2012/wordml" xmlns:w16cei="http://schemas.microsoft.com/office/word/2026/wordml/cei" xmlns:w16cex="http://schemas.microsoft.com/office/word/2018/wordml/cex" xmlns:w16cid="http://schemas.microsoft.com/office/word/2016/wordml/cid" xmlns:w16="http://schemas.microsoft.com/office/word/2018/wordml" xmlns:w16sdtdh="http://schemas.microsoft.com/office/word/2020/wordml/sdtdatahash" xmlns:w16sdtfl="http://schemas.microsoft.com/office/word/2024/wordml/sdtformatlock" xmlns:w16se="http://schemas.microsoft.com/office/word/2015/wordml/symex" xmlns:w16du="http://schemas.microsoft.com/office/word/2023/wordml/word16du" xmlns:wne="http://schemas.microsoft.com/office/word/2006/wordml" mc:Ignorable="w14 w15 w16se w16cid w16 w16cex w16sdtdh w16sdtfl w16du wp14">
   <w:p>
     <w:pPr>
       <w:pStyle w:val="Voettekst"/>
@@ -4481,7 +3853,7 @@
 </file>
 
 <file path=word/footer3.xml><?xml version="1.0" encoding="utf-8"?>
-<w:ftr xmlns:wpc="http://schemas.microsoft.com/office/word/2010/wordprocessingCanvas" xmlns:cx="http://schemas.microsoft.com/office/drawing/2014/chartex" xmlns:cx1="http://schemas.microsoft.com/office/drawing/2015/9/8/chartex" xmlns:cx2="http://schemas.microsoft.com/office/drawing/2015/10/21/chartex" xmlns:cx3="http://schemas.microsoft.com/office/drawing/2016/5/9/chartex" xmlns:cx4="http://schemas.microsoft.com/office/drawing/2016/5/10/chartex" xmlns:cx5="http://schemas.microsoft.com/office/drawing/2016/5/11/chartex" xmlns:cx6="http://schemas.microsoft.com/office/drawing/2016/5/12/chartex" xmlns:cx7="http://schemas.microsoft.com/office/drawing/2016/5/13/chartex" xmlns:cx8="http://schemas.microsoft.com/office/drawing/2016/5/14/chartex" xmlns:mc="http://schemas.openxmlformats.org/markup-compatibility/2006" xmlns:aink="http://schemas.microsoft.com/office/drawing/2016/ink" xmlns:am3d="http://schemas.microsoft.com/office/drawing/2017/model3d" xmlns:o="urn:schemas-microsoft-com:office:office" xmlns:oel="http://schemas.microsoft.com/office/2019/extlst" xmlns:r="http://schemas.openxmlformats.org/officeDocument/2006/relationships" xmlns:m="http://schemas.openxmlformats.org/officeDocument/2006/math" xmlns:v="urn:schemas-microsoft-com:vml" xmlns:wp14="http://schemas.microsoft.com/office/word/2010/wordprocessingDrawing" xmlns:wp="http://schemas.openxmlformats.org/drawingml/2006/wordprocessingDrawing" xmlns:w10="urn:schemas-microsoft-com:office:word" xmlns:w="http://schemas.openxmlformats.org/wordprocessingml/2006/main" xmlns:w14="http://schemas.microsoft.com/office/word/2010/wordml" xmlns:w15="http://schemas.microsoft.com/office/word/2012/wordml" xmlns:w16cex="http://schemas.microsoft.com/office/word/2018/wordml/cex" xmlns:w16cid="http://schemas.microsoft.com/office/word/2016/wordml/cid" xmlns:w16="http://schemas.microsoft.com/office/word/2018/wordml" xmlns:w16du="http://schemas.microsoft.com/office/word/2023/wordml/word16du" xmlns:w16sdtdh="http://schemas.microsoft.com/office/word/2020/wordml/sdtdatahash" xmlns:w16sdtfl="http://schemas.microsoft.com/office/word/2024/wordml/sdtformatlock" xmlns:w16se="http://schemas.microsoft.com/office/word/2015/wordml/symex" xmlns:wpg="http://schemas.microsoft.com/office/word/2010/wordprocessingGroup" xmlns:wpi="http://schemas.microsoft.com/office/word/2010/wordprocessingInk" xmlns:wne="http://schemas.microsoft.com/office/word/2006/wordml" xmlns:wps="http://schemas.microsoft.com/office/word/2010/wordprocessingShape" mc:Ignorable="w14 w15 w16se w16cid w16 w16cex w16sdtdh w16sdtfl w16du wp14">
+<w:ftr xmlns:wpc="http://schemas.microsoft.com/office/word/2010/wordprocessingCanvas" xmlns:cx="http://schemas.microsoft.com/office/drawing/2014/chartex" xmlns:cx1="http://schemas.microsoft.com/office/drawing/2015/9/8/chartex" xmlns:cx2="http://schemas.microsoft.com/office/drawing/2015/10/21/chartex" xmlns:cx3="http://schemas.microsoft.com/office/drawing/2016/5/9/chartex" xmlns:cx4="http://schemas.microsoft.com/office/drawing/2016/5/10/chartex" xmlns:cx5="http://schemas.microsoft.com/office/drawing/2016/5/11/chartex" xmlns:cx6="http://schemas.microsoft.com/office/drawing/2016/5/12/chartex" xmlns:cx7="http://schemas.microsoft.com/office/drawing/2016/5/13/chartex" xmlns:cx8="http://schemas.microsoft.com/office/drawing/2016/5/14/chartex" xmlns:mc="http://schemas.openxmlformats.org/markup-compatibility/2006" xmlns:m="http://schemas.openxmlformats.org/officeDocument/2006/math" xmlns:aink="http://schemas.microsoft.com/office/drawing/2016/ink" xmlns:am3d="http://schemas.microsoft.com/office/drawing/2017/model3d" xmlns:oel="http://schemas.microsoft.com/office/2019/extlst" xmlns:r="http://schemas.openxmlformats.org/officeDocument/2006/relationships" xmlns:wp14="http://schemas.microsoft.com/office/word/2010/wordprocessingDrawing" xmlns:wp="http://schemas.openxmlformats.org/drawingml/2006/wordprocessingDrawing" xmlns:wpg="http://schemas.microsoft.com/office/word/2010/wordprocessingGroup" xmlns:wpi="http://schemas.microsoft.com/office/word/2010/wordprocessingInk" xmlns:wps="http://schemas.microsoft.com/office/word/2010/wordprocessingShape" xmlns:o="urn:schemas-microsoft-com:office:office" xmlns:v="urn:schemas-microsoft-com:vml" xmlns:w10="urn:schemas-microsoft-com:office:word" xmlns:w="http://schemas.openxmlformats.org/wordprocessingml/2006/main" xmlns:w14="http://schemas.microsoft.com/office/word/2010/wordml" xmlns:w15="http://schemas.microsoft.com/office/word/2012/wordml" xmlns:w16cei="http://schemas.microsoft.com/office/word/2026/wordml/cei" xmlns:w16cex="http://schemas.microsoft.com/office/word/2018/wordml/cex" xmlns:w16cid="http://schemas.microsoft.com/office/word/2016/wordml/cid" xmlns:w16="http://schemas.microsoft.com/office/word/2018/wordml" xmlns:w16sdtdh="http://schemas.microsoft.com/office/word/2020/wordml/sdtdatahash" xmlns:w16sdtfl="http://schemas.microsoft.com/office/word/2024/wordml/sdtformatlock" xmlns:w16se="http://schemas.microsoft.com/office/word/2015/wordml/symex" xmlns:w16du="http://schemas.microsoft.com/office/word/2023/wordml/word16du" xmlns:wne="http://schemas.microsoft.com/office/word/2006/wordml" mc:Ignorable="w14 w15 w16se w16cid w16 w16cex w16sdtdh w16sdtfl w16du wp14">
   <w:p>
     <w:pPr>
       <w:pStyle w:val="Voettekst"/>
@@ -4491,7 +3863,7 @@
 </file>
 
 <file path=word/footnotes.xml><?xml version="1.0" encoding="utf-8"?>
-<w:footnotes xmlns:wpc="http://schemas.microsoft.com/office/word/2010/wordprocessingCanvas" xmlns:cx="http://schemas.microsoft.com/office/drawing/2014/chartex" xmlns:cx1="http://schemas.microsoft.com/office/drawing/2015/9/8/chartex" xmlns:cx2="http://schemas.microsoft.com/office/drawing/2015/10/21/chartex" xmlns:cx3="http://schemas.microsoft.com/office/drawing/2016/5/9/chartex" xmlns:cx4="http://schemas.microsoft.com/office/drawing/2016/5/10/chartex" xmlns:cx5="http://schemas.microsoft.com/office/drawing/2016/5/11/chartex" xmlns:cx6="http://schemas.microsoft.com/office/drawing/2016/5/12/chartex" xmlns:cx7="http://schemas.microsoft.com/office/drawing/2016/5/13/chartex" xmlns:cx8="http://schemas.microsoft.com/office/drawing/2016/5/14/chartex" xmlns:mc="http://schemas.openxmlformats.org/markup-compatibility/2006" xmlns:aink="http://schemas.microsoft.com/office/drawing/2016/ink" xmlns:am3d="http://schemas.microsoft.com/office/drawing/2017/model3d" xmlns:o="urn:schemas-microsoft-com:office:office" xmlns:oel="http://schemas.microsoft.com/office/2019/extlst" xmlns:r="http://schemas.openxmlformats.org/officeDocument/2006/relationships" xmlns:m="http://schemas.openxmlformats.org/officeDocument/2006/math" xmlns:v="urn:schemas-microsoft-com:vml" xmlns:wp14="http://schemas.microsoft.com/office/word/2010/wordprocessingDrawing" xmlns:wp="http://schemas.openxmlformats.org/drawingml/2006/wordprocessingDrawing" xmlns:w10="urn:schemas-microsoft-com:office:word" xmlns:w="http://schemas.openxmlformats.org/wordprocessingml/2006/main" xmlns:w14="http://schemas.microsoft.com/office/word/2010/wordml" xmlns:w15="http://schemas.microsoft.com/office/word/2012/wordml" xmlns:w16cex="http://schemas.microsoft.com/office/word/2018/wordml/cex" xmlns:w16cid="http://schemas.microsoft.com/office/word/2016/wordml/cid" xmlns:w16="http://schemas.microsoft.com/office/word/2018/wordml" xmlns:w16du="http://schemas.microsoft.com/office/word/2023/wordml/word16du" xmlns:w16sdtdh="http://schemas.microsoft.com/office/word/2020/wordml/sdtdatahash" xmlns:w16sdtfl="http://schemas.microsoft.com/office/word/2024/wordml/sdtformatlock" xmlns:w16se="http://schemas.microsoft.com/office/word/2015/wordml/symex" xmlns:wpg="http://schemas.microsoft.com/office/word/2010/wordprocessingGroup" xmlns:wpi="http://schemas.microsoft.com/office/word/2010/wordprocessingInk" xmlns:wne="http://schemas.microsoft.com/office/word/2006/wordml" xmlns:wps="http://schemas.microsoft.com/office/word/2010/wordprocessingShape" mc:Ignorable="w14 w15 w16se w16cid w16 w16cex w16sdtdh w16sdtfl w16du wp14">
+<w:footnotes xmlns:wpc="http://schemas.microsoft.com/office/word/2010/wordprocessingCanvas" xmlns:cx="http://schemas.microsoft.com/office/drawing/2014/chartex" xmlns:cx1="http://schemas.microsoft.com/office/drawing/2015/9/8/chartex" xmlns:cx2="http://schemas.microsoft.com/office/drawing/2015/10/21/chartex" xmlns:cx3="http://schemas.microsoft.com/office/drawing/2016/5/9/chartex" xmlns:cx4="http://schemas.microsoft.com/office/drawing/2016/5/10/chartex" xmlns:cx5="http://schemas.microsoft.com/office/drawing/2016/5/11/chartex" xmlns:cx6="http://schemas.microsoft.com/office/drawing/2016/5/12/chartex" xmlns:cx7="http://schemas.microsoft.com/office/drawing/2016/5/13/chartex" xmlns:cx8="http://schemas.microsoft.com/office/drawing/2016/5/14/chartex" xmlns:mc="http://schemas.openxmlformats.org/markup-compatibility/2006" xmlns:m="http://schemas.openxmlformats.org/officeDocument/2006/math" xmlns:aink="http://schemas.microsoft.com/office/drawing/2016/ink" xmlns:am3d="http://schemas.microsoft.com/office/drawing/2017/model3d" xmlns:oel="http://schemas.microsoft.com/office/2019/extlst" xmlns:r="http://schemas.openxmlformats.org/officeDocument/2006/relationships" xmlns:wp14="http://schemas.microsoft.com/office/word/2010/wordprocessingDrawing" xmlns:wp="http://schemas.openxmlformats.org/drawingml/2006/wordprocessingDrawing" xmlns:wpg="http://schemas.microsoft.com/office/word/2010/wordprocessingGroup" xmlns:wpi="http://schemas.microsoft.com/office/word/2010/wordprocessingInk" xmlns:wps="http://schemas.microsoft.com/office/word/2010/wordprocessingShape" xmlns:o="urn:schemas-microsoft-com:office:office" xmlns:v="urn:schemas-microsoft-com:vml" xmlns:w10="urn:schemas-microsoft-com:office:word" xmlns:w="http://schemas.openxmlformats.org/wordprocessingml/2006/main" xmlns:w14="http://schemas.microsoft.com/office/word/2010/wordml" xmlns:w15="http://schemas.microsoft.com/office/word/2012/wordml" xmlns:w16cei="http://schemas.microsoft.com/office/word/2026/wordml/cei" xmlns:w16cex="http://schemas.microsoft.com/office/word/2018/wordml/cex" xmlns:w16cid="http://schemas.microsoft.com/office/word/2016/wordml/cid" xmlns:w16="http://schemas.microsoft.com/office/word/2018/wordml" xmlns:w16sdtdh="http://schemas.microsoft.com/office/word/2020/wordml/sdtdatahash" xmlns:w16sdtfl="http://schemas.microsoft.com/office/word/2024/wordml/sdtformatlock" xmlns:w16se="http://schemas.microsoft.com/office/word/2015/wordml/symex" xmlns:w16du="http://schemas.microsoft.com/office/word/2023/wordml/word16du" xmlns:wne="http://schemas.microsoft.com/office/word/2006/wordml" mc:Ignorable="w14 w15 w16se w16cid w16 w16cex w16sdtdh w16sdtfl w16du wp14">
   <w:footnote w:type="separator" w:id="-1">
     <w:p>
       <w:pPr>
@@ -4516,7 +3888,7 @@
 </file>
 
 <file path=word/header1.xml><?xml version="1.0" encoding="utf-8"?>
-<w:hdr xmlns:wpc="http://schemas.microsoft.com/office/word/2010/wordprocessingCanvas" xmlns:cx="http://schemas.microsoft.com/office/drawing/2014/chartex" xmlns:cx1="http://schemas.microsoft.com/office/drawing/2015/9/8/chartex" xmlns:cx2="http://schemas.microsoft.com/office/drawing/2015/10/21/chartex" xmlns:cx3="http://schemas.microsoft.com/office/drawing/2016/5/9/chartex" xmlns:cx4="http://schemas.microsoft.com/office/drawing/2016/5/10/chartex" xmlns:cx5="http://schemas.microsoft.com/office/drawing/2016/5/11/chartex" xmlns:cx6="http://schemas.microsoft.com/office/drawing/2016/5/12/chartex" xmlns:cx7="http://schemas.microsoft.com/office/drawing/2016/5/13/chartex" xmlns:cx8="http://schemas.microsoft.com/office/drawing/2016/5/14/chartex" xmlns:mc="http://schemas.openxmlformats.org/markup-compatibility/2006" xmlns:aink="http://schemas.microsoft.com/office/drawing/2016/ink" xmlns:am3d="http://schemas.microsoft.com/office/drawing/2017/model3d" xmlns:o="urn:schemas-microsoft-com:office:office" xmlns:oel="http://schemas.microsoft.com/office/2019/extlst" xmlns:r="http://schemas.openxmlformats.org/officeDocument/2006/relationships" xmlns:m="http://schemas.openxmlformats.org/officeDocument/2006/math" xmlns:v="urn:schemas-microsoft-com:vml" xmlns:wp14="http://schemas.microsoft.com/office/word/2010/wordprocessingDrawing" xmlns:wp="http://schemas.openxmlformats.org/drawingml/2006/wordprocessingDrawing" xmlns:w10="urn:schemas-microsoft-com:office:word" xmlns:w="http://schemas.openxmlformats.org/wordprocessingml/2006/main" xmlns:w14="http://schemas.microsoft.com/office/word/2010/wordml" xmlns:w15="http://schemas.microsoft.com/office/word/2012/wordml" xmlns:w16cex="http://schemas.microsoft.com/office/word/2018/wordml/cex" xmlns:w16cid="http://schemas.microsoft.com/office/word/2016/wordml/cid" xmlns:w16="http://schemas.microsoft.com/office/word/2018/wordml" xmlns:w16du="http://schemas.microsoft.com/office/word/2023/wordml/word16du" xmlns:w16sdtdh="http://schemas.microsoft.com/office/word/2020/wordml/sdtdatahash" xmlns:w16sdtfl="http://schemas.microsoft.com/office/word/2024/wordml/sdtformatlock" xmlns:w16se="http://schemas.microsoft.com/office/word/2015/wordml/symex" xmlns:wpg="http://schemas.microsoft.com/office/word/2010/wordprocessingGroup" xmlns:wpi="http://schemas.microsoft.com/office/word/2010/wordprocessingInk" xmlns:wne="http://schemas.microsoft.com/office/word/2006/wordml" xmlns:wps="http://schemas.microsoft.com/office/word/2010/wordprocessingShape" mc:Ignorable="w14 w15 w16se w16cid w16 w16cex w16sdtdh w16sdtfl w16du wp14">
+<w:hdr xmlns:wpc="http://schemas.microsoft.com/office/word/2010/wordprocessingCanvas" xmlns:cx="http://schemas.microsoft.com/office/drawing/2014/chartex" xmlns:cx1="http://schemas.microsoft.com/office/drawing/2015/9/8/chartex" xmlns:cx2="http://schemas.microsoft.com/office/drawing/2015/10/21/chartex" xmlns:cx3="http://schemas.microsoft.com/office/drawing/2016/5/9/chartex" xmlns:cx4="http://schemas.microsoft.com/office/drawing/2016/5/10/chartex" xmlns:cx5="http://schemas.microsoft.com/office/drawing/2016/5/11/chartex" xmlns:cx6="http://schemas.microsoft.com/office/drawing/2016/5/12/chartex" xmlns:cx7="http://schemas.microsoft.com/office/drawing/2016/5/13/chartex" xmlns:cx8="http://schemas.microsoft.com/office/drawing/2016/5/14/chartex" xmlns:mc="http://schemas.openxmlformats.org/markup-compatibility/2006" xmlns:m="http://schemas.openxmlformats.org/officeDocument/2006/math" xmlns:aink="http://schemas.microsoft.com/office/drawing/2016/ink" xmlns:am3d="http://schemas.microsoft.com/office/drawing/2017/model3d" xmlns:oel="http://schemas.microsoft.com/office/2019/extlst" xmlns:r="http://schemas.openxmlformats.org/officeDocument/2006/relationships" xmlns:wp14="http://schemas.microsoft.com/office/word/2010/wordprocessingDrawing" xmlns:wp="http://schemas.openxmlformats.org/drawingml/2006/wordprocessingDrawing" xmlns:wpg="http://schemas.microsoft.com/office/word/2010/wordprocessingGroup" xmlns:wpi="http://schemas.microsoft.com/office/word/2010/wordprocessingInk" xmlns:wps="http://schemas.microsoft.com/office/word/2010/wordprocessingShape" xmlns:o="urn:schemas-microsoft-com:office:office" xmlns:v="urn:schemas-microsoft-com:vml" xmlns:w10="urn:schemas-microsoft-com:office:word" xmlns:w="http://schemas.openxmlformats.org/wordprocessingml/2006/main" xmlns:w14="http://schemas.microsoft.com/office/word/2010/wordml" xmlns:w15="http://schemas.microsoft.com/office/word/2012/wordml" xmlns:w16cei="http://schemas.microsoft.com/office/word/2026/wordml/cei" xmlns:w16cex="http://schemas.microsoft.com/office/word/2018/wordml/cex" xmlns:w16cid="http://schemas.microsoft.com/office/word/2016/wordml/cid" xmlns:w16="http://schemas.microsoft.com/office/word/2018/wordml" xmlns:w16sdtdh="http://schemas.microsoft.com/office/word/2020/wordml/sdtdatahash" xmlns:w16sdtfl="http://schemas.microsoft.com/office/word/2024/wordml/sdtformatlock" xmlns:w16se="http://schemas.microsoft.com/office/word/2015/wordml/symex" xmlns:w16du="http://schemas.microsoft.com/office/word/2023/wordml/word16du" xmlns:wne="http://schemas.microsoft.com/office/word/2006/wordml" mc:Ignorable="w14 w15 w16se w16cid w16 w16cex w16sdtdh w16sdtfl w16du wp14">
   <w:p>
     <w:pPr>
       <w:pStyle w:val="Koptekst"/>
@@ -4526,7 +3898,7 @@
 </file>
 
 <file path=word/header2.xml><?xml version="1.0" encoding="utf-8"?>
-<w:hdr xmlns:wpc="http://schemas.microsoft.com/office/word/2010/wordprocessingCanvas" xmlns:cx="http://schemas.microsoft.com/office/drawing/2014/chartex" xmlns:cx1="http://schemas.microsoft.com/office/drawing/2015/9/8/chartex" xmlns:cx2="http://schemas.microsoft.com/office/drawing/2015/10/21/chartex" xmlns:cx3="http://schemas.microsoft.com/office/drawing/2016/5/9/chartex" xmlns:cx4="http://schemas.microsoft.com/office/drawing/2016/5/10/chartex" xmlns:cx5="http://schemas.microsoft.com/office/drawing/2016/5/11/chartex" xmlns:cx6="http://schemas.microsoft.com/office/drawing/2016/5/12/chartex" xmlns:cx7="http://schemas.microsoft.com/office/drawing/2016/5/13/chartex" xmlns:cx8="http://schemas.microsoft.com/office/drawing/2016/5/14/chartex" xmlns:mc="http://schemas.openxmlformats.org/markup-compatibility/2006" xmlns:aink="http://schemas.microsoft.com/office/drawing/2016/ink" xmlns:am3d="http://schemas.microsoft.com/office/drawing/2017/model3d" xmlns:o="urn:schemas-microsoft-com:office:office" xmlns:oel="http://schemas.microsoft.com/office/2019/extlst" xmlns:r="http://schemas.openxmlformats.org/officeDocument/2006/relationships" xmlns:m="http://schemas.openxmlformats.org/officeDocument/2006/math" xmlns:v="urn:schemas-microsoft-com:vml" xmlns:wp14="http://schemas.microsoft.com/office/word/2010/wordprocessingDrawing" xmlns:wp="http://schemas.openxmlformats.org/drawingml/2006/wordprocessingDrawing" xmlns:w10="urn:schemas-microsoft-com:office:word" xmlns:w="http://schemas.openxmlformats.org/wordprocessingml/2006/main" xmlns:w14="http://schemas.microsoft.com/office/word/2010/wordml" xmlns:w15="http://schemas.microsoft.com/office/word/2012/wordml" xmlns:w16cex="http://schemas.microsoft.com/office/word/2018/wordml/cex" xmlns:w16cid="http://schemas.microsoft.com/office/word/2016/wordml/cid" xmlns:w16="http://schemas.microsoft.com/office/word/2018/wordml" xmlns:w16du="http://schemas.microsoft.com/office/word/2023/wordml/word16du" xmlns:w16sdtdh="http://schemas.microsoft.com/office/word/2020/wordml/sdtdatahash" xmlns:w16sdtfl="http://schemas.microsoft.com/office/word/2024/wordml/sdtformatlock" xmlns:w16se="http://schemas.microsoft.com/office/word/2015/wordml/symex" xmlns:wpg="http://schemas.microsoft.com/office/word/2010/wordprocessingGroup" xmlns:wpi="http://schemas.microsoft.com/office/word/2010/wordprocessingInk" xmlns:wne="http://schemas.microsoft.com/office/word/2006/wordml" xmlns:wps="http://schemas.microsoft.com/office/word/2010/wordprocessingShape" mc:Ignorable="w14 w15 w16se w16cid w16 w16cex w16sdtdh w16sdtfl w16du wp14">
+<w:hdr xmlns:wpc="http://schemas.microsoft.com/office/word/2010/wordprocessingCanvas" xmlns:cx="http://schemas.microsoft.com/office/drawing/2014/chartex" xmlns:cx1="http://schemas.microsoft.com/office/drawing/2015/9/8/chartex" xmlns:cx2="http://schemas.microsoft.com/office/drawing/2015/10/21/chartex" xmlns:cx3="http://schemas.microsoft.com/office/drawing/2016/5/9/chartex" xmlns:cx4="http://schemas.microsoft.com/office/drawing/2016/5/10/chartex" xmlns:cx5="http://schemas.microsoft.com/office/drawing/2016/5/11/chartex" xmlns:cx6="http://schemas.microsoft.com/office/drawing/2016/5/12/chartex" xmlns:cx7="http://schemas.microsoft.com/office/drawing/2016/5/13/chartex" xmlns:cx8="http://schemas.microsoft.com/office/drawing/2016/5/14/chartex" xmlns:mc="http://schemas.openxmlformats.org/markup-compatibility/2006" xmlns:m="http://schemas.openxmlformats.org/officeDocument/2006/math" xmlns:aink="http://schemas.microsoft.com/office/drawing/2016/ink" xmlns:am3d="http://schemas.microsoft.com/office/drawing/2017/model3d" xmlns:oel="http://schemas.microsoft.com/office/2019/extlst" xmlns:r="http://schemas.openxmlformats.org/officeDocument/2006/relationships" xmlns:wp14="http://schemas.microsoft.com/office/word/2010/wordprocessingDrawing" xmlns:wp="http://schemas.openxmlformats.org/drawingml/2006/wordprocessingDrawing" xmlns:wpg="http://schemas.microsoft.com/office/word/2010/wordprocessingGroup" xmlns:wpi="http://schemas.microsoft.com/office/word/2010/wordprocessingInk" xmlns:wps="http://schemas.microsoft.com/office/word/2010/wordprocessingShape" xmlns:o="urn:schemas-microsoft-com:office:office" xmlns:v="urn:schemas-microsoft-com:vml" xmlns:w10="urn:schemas-microsoft-com:office:word" xmlns:w="http://schemas.openxmlformats.org/wordprocessingml/2006/main" xmlns:w14="http://schemas.microsoft.com/office/word/2010/wordml" xmlns:w15="http://schemas.microsoft.com/office/word/2012/wordml" xmlns:w16cei="http://schemas.microsoft.com/office/word/2026/wordml/cei" xmlns:w16cex="http://schemas.microsoft.com/office/word/2018/wordml/cex" xmlns:w16cid="http://schemas.microsoft.com/office/word/2016/wordml/cid" xmlns:w16="http://schemas.microsoft.com/office/word/2018/wordml" xmlns:w16sdtdh="http://schemas.microsoft.com/office/word/2020/wordml/sdtdatahash" xmlns:w16sdtfl="http://schemas.microsoft.com/office/word/2024/wordml/sdtformatlock" xmlns:w16se="http://schemas.microsoft.com/office/word/2015/wordml/symex" xmlns:w16du="http://schemas.microsoft.com/office/word/2023/wordml/word16du" xmlns:wne="http://schemas.microsoft.com/office/word/2006/wordml" mc:Ignorable="w14 w15 w16se w16cid w16 w16cex w16sdtdh w16sdtfl w16du wp14">
   <w:p>
     <w:pPr>
       <w:tabs>
@@ -4590,7 +3962,7 @@
 </file>
 
 <file path=word/header3.xml><?xml version="1.0" encoding="utf-8"?>
-<w:hdr xmlns:wpc="http://schemas.microsoft.com/office/word/2010/wordprocessingCanvas" xmlns:cx="http://schemas.microsoft.com/office/drawing/2014/chartex" xmlns:cx1="http://schemas.microsoft.com/office/drawing/2015/9/8/chartex" xmlns:cx2="http://schemas.microsoft.com/office/drawing/2015/10/21/chartex" xmlns:cx3="http://schemas.microsoft.com/office/drawing/2016/5/9/chartex" xmlns:cx4="http://schemas.microsoft.com/office/drawing/2016/5/10/chartex" xmlns:cx5="http://schemas.microsoft.com/office/drawing/2016/5/11/chartex" xmlns:cx6="http://schemas.microsoft.com/office/drawing/2016/5/12/chartex" xmlns:cx7="http://schemas.microsoft.com/office/drawing/2016/5/13/chartex" xmlns:cx8="http://schemas.microsoft.com/office/drawing/2016/5/14/chartex" xmlns:mc="http://schemas.openxmlformats.org/markup-compatibility/2006" xmlns:aink="http://schemas.microsoft.com/office/drawing/2016/ink" xmlns:am3d="http://schemas.microsoft.com/office/drawing/2017/model3d" xmlns:o="urn:schemas-microsoft-com:office:office" xmlns:oel="http://schemas.microsoft.com/office/2019/extlst" xmlns:r="http://schemas.openxmlformats.org/officeDocument/2006/relationships" xmlns:m="http://schemas.openxmlformats.org/officeDocument/2006/math" xmlns:v="urn:schemas-microsoft-com:vml" xmlns:wp14="http://schemas.microsoft.com/office/word/2010/wordprocessingDrawing" xmlns:wp="http://schemas.openxmlformats.org/drawingml/2006/wordprocessingDrawing" xmlns:w10="urn:schemas-microsoft-com:office:word" xmlns:w="http://schemas.openxmlformats.org/wordprocessingml/2006/main" xmlns:w14="http://schemas.microsoft.com/office/word/2010/wordml" xmlns:w15="http://schemas.microsoft.com/office/word/2012/wordml" xmlns:w16cex="http://schemas.microsoft.com/office/word/2018/wordml/cex" xmlns:w16cid="http://schemas.microsoft.com/office/word/2016/wordml/cid" xmlns:w16="http://schemas.microsoft.com/office/word/2018/wordml" xmlns:w16du="http://schemas.microsoft.com/office/word/2023/wordml/word16du" xmlns:w16sdtdh="http://schemas.microsoft.com/office/word/2020/wordml/sdtdatahash" xmlns:w16sdtfl="http://schemas.microsoft.com/office/word/2024/wordml/sdtformatlock" xmlns:w16se="http://schemas.microsoft.com/office/word/2015/wordml/symex" xmlns:wpg="http://schemas.microsoft.com/office/word/2010/wordprocessingGroup" xmlns:wpi="http://schemas.microsoft.com/office/word/2010/wordprocessingInk" xmlns:wne="http://schemas.microsoft.com/office/word/2006/wordml" xmlns:wps="http://schemas.microsoft.com/office/word/2010/wordprocessingShape" mc:Ignorable="w14 w15 w16se w16cid w16 w16cex w16sdtdh w16sdtfl w16du wp14">
+<w:hdr xmlns:wpc="http://schemas.microsoft.com/office/word/2010/wordprocessingCanvas" xmlns:cx="http://schemas.microsoft.com/office/drawing/2014/chartex" xmlns:cx1="http://schemas.microsoft.com/office/drawing/2015/9/8/chartex" xmlns:cx2="http://schemas.microsoft.com/office/drawing/2015/10/21/chartex" xmlns:cx3="http://schemas.microsoft.com/office/drawing/2016/5/9/chartex" xmlns:cx4="http://schemas.microsoft.com/office/drawing/2016/5/10/chartex" xmlns:cx5="http://schemas.microsoft.com/office/drawing/2016/5/11/chartex" xmlns:cx6="http://schemas.microsoft.com/office/drawing/2016/5/12/chartex" xmlns:cx7="http://schemas.microsoft.com/office/drawing/2016/5/13/chartex" xmlns:cx8="http://schemas.microsoft.com/office/drawing/2016/5/14/chartex" xmlns:mc="http://schemas.openxmlformats.org/markup-compatibility/2006" xmlns:m="http://schemas.openxmlformats.org/officeDocument/2006/math" xmlns:aink="http://schemas.microsoft.com/office/drawing/2016/ink" xmlns:am3d="http://schemas.microsoft.com/office/drawing/2017/model3d" xmlns:oel="http://schemas.microsoft.com/office/2019/extlst" xmlns:r="http://schemas.openxmlformats.org/officeDocument/2006/relationships" xmlns:wp14="http://schemas.microsoft.com/office/word/2010/wordprocessingDrawing" xmlns:wp="http://schemas.openxmlformats.org/drawingml/2006/wordprocessingDrawing" xmlns:wpg="http://schemas.microsoft.com/office/word/2010/wordprocessingGroup" xmlns:wpi="http://schemas.microsoft.com/office/word/2010/wordprocessingInk" xmlns:wps="http://schemas.microsoft.com/office/word/2010/wordprocessingShape" xmlns:o="urn:schemas-microsoft-com:office:office" xmlns:v="urn:schemas-microsoft-com:vml" xmlns:w10="urn:schemas-microsoft-com:office:word" xmlns:w="http://schemas.openxmlformats.org/wordprocessingml/2006/main" xmlns:w14="http://schemas.microsoft.com/office/word/2010/wordml" xmlns:w15="http://schemas.microsoft.com/office/word/2012/wordml" xmlns:w16cei="http://schemas.microsoft.com/office/word/2026/wordml/cei" xmlns:w16cex="http://schemas.microsoft.com/office/word/2018/wordml/cex" xmlns:w16cid="http://schemas.microsoft.com/office/word/2016/wordml/cid" xmlns:w16="http://schemas.microsoft.com/office/word/2018/wordml" xmlns:w16sdtdh="http://schemas.microsoft.com/office/word/2020/wordml/sdtdatahash" xmlns:w16sdtfl="http://schemas.microsoft.com/office/word/2024/wordml/sdtformatlock" xmlns:w16se="http://schemas.microsoft.com/office/word/2015/wordml/symex" xmlns:w16du="http://schemas.microsoft.com/office/word/2023/wordml/word16du" xmlns:wne="http://schemas.microsoft.com/office/word/2006/wordml" mc:Ignorable="w14 w15 w16se w16cid w16 w16cex w16sdtdh w16sdtfl w16du wp14">
   <w:p>
     <w:pPr>
       <w:pStyle w:val="Koptekst"/>
@@ -4600,7 +3972,7 @@
 </file>
 
 <file path=word/styles.xml><?xml version="1.0" encoding="utf-8"?>
-<w:styles xmlns:mc="http://schemas.openxmlformats.org/markup-compatibility/2006" xmlns:r="http://schemas.openxmlformats.org/officeDocument/2006/relationships" xmlns:w="http://schemas.openxmlformats.org/wordprocessingml/2006/main" xmlns:w14="http://schemas.microsoft.com/office/word/2010/wordml" xmlns:w15="http://schemas.microsoft.com/office/word/2012/wordml" xmlns:w16cex="http://schemas.microsoft.com/office/word/2018/wordml/cex" xmlns:w16cid="http://schemas.microsoft.com/office/word/2016/wordml/cid" xmlns:w16="http://schemas.microsoft.com/office/word/2018/wordml" xmlns:w16du="http://schemas.microsoft.com/office/word/2023/wordml/word16du" xmlns:w16sdtdh="http://schemas.microsoft.com/office/word/2020/wordml/sdtdatahash" xmlns:w16sdtfl="http://schemas.microsoft.com/office/word/2024/wordml/sdtformatlock" xmlns:w16se="http://schemas.microsoft.com/office/word/2015/wordml/symex" mc:Ignorable="w14 w15 w16se w16cid w16 w16cex w16sdtdh w16sdtfl w16du">
+<w:styles xmlns:mc="http://schemas.openxmlformats.org/markup-compatibility/2006" xmlns:r="http://schemas.openxmlformats.org/officeDocument/2006/relationships" xmlns:w="http://schemas.openxmlformats.org/wordprocessingml/2006/main" xmlns:w14="http://schemas.microsoft.com/office/word/2010/wordml" xmlns:w15="http://schemas.microsoft.com/office/word/2012/wordml" xmlns:w16cex="http://schemas.microsoft.com/office/word/2018/wordml/cex" xmlns:w16cid="http://schemas.microsoft.com/office/word/2016/wordml/cid" xmlns:w16="http://schemas.microsoft.com/office/word/2018/wordml" xmlns:w16sdtdh="http://schemas.microsoft.com/office/word/2020/wordml/sdtdatahash" xmlns:w16sdtfl="http://schemas.microsoft.com/office/word/2024/wordml/sdtformatlock" xmlns:w16se="http://schemas.microsoft.com/office/word/2015/wordml/symex" xmlns:w16du="http://schemas.microsoft.com/office/word/2023/wordml/word16du" mc:Ignorable="w14 w15 w16se w16cid w16 w16cex w16sdtdh w16sdtfl w16du">
   <w:docDefaults>
     <w:rPrDefault>
       <w:rPr>
@@ -5185,7 +4557,7 @@
   <w:style w:type="paragraph" w:styleId="Tekstopmerking">
     <w:name w:val="annotation text"/>
     <w:basedOn w:val="Standaard"/>
-    <w:link w:val="CommentTextChar"/>
+    <w:link w:val="TekstopmerkingChar"/>
     <w:uiPriority w:val="99"/>
     <w:semiHidden/>
     <w:unhideWhenUsed/>
@@ -5198,8 +4570,8 @@
       <w:szCs w:val="20"/>
     </w:rPr>
   </w:style>
-  <w:style w:type="character" w:customStyle="1" w:styleId="CommentTextChar">
-    <w:name w:val="Comment Text Char"/>
+  <w:style w:type="character" w:customStyle="1" w:styleId="TekstopmerkingChar">
+    <w:name w:val="Tekst opmerking Char"/>
     <w:basedOn w:val="Standaardalinea-lettertype"/>
     <w:link w:val="Tekstopmerking"/>
     <w:uiPriority w:val="99"/>
@@ -5214,7 +4586,7 @@
     <w:name w:val="annotation subject"/>
     <w:basedOn w:val="Tekstopmerking"/>
     <w:next w:val="Tekstopmerking"/>
-    <w:link w:val="CommentSubjectChar"/>
+    <w:link w:val="OnderwerpvanopmerkingChar"/>
     <w:uiPriority w:val="99"/>
     <w:semiHidden/>
     <w:unhideWhenUsed/>
@@ -5224,9 +4596,9 @@
       <w:bCs/>
     </w:rPr>
   </w:style>
-  <w:style w:type="character" w:customStyle="1" w:styleId="CommentSubjectChar">
-    <w:name w:val="Comment Subject Char"/>
-    <w:basedOn w:val="CommentTextChar"/>
+  <w:style w:type="character" w:customStyle="1" w:styleId="OnderwerpvanopmerkingChar">
+    <w:name w:val="Onderwerp van opmerking Char"/>
+    <w:basedOn w:val="TekstopmerkingChar"/>
     <w:link w:val="Onderwerpvanopmerking"/>
     <w:uiPriority w:val="99"/>
     <w:semiHidden/>
@@ -5241,7 +4613,7 @@
   <w:style w:type="paragraph" w:styleId="Ballontekst">
     <w:name w:val="Balloon Text"/>
     <w:basedOn w:val="Standaard"/>
-    <w:link w:val="BalloonTextChar"/>
+    <w:link w:val="BallontekstChar"/>
     <w:uiPriority w:val="99"/>
     <w:semiHidden/>
     <w:unhideWhenUsed/>
@@ -5255,8 +4627,8 @@
       <w:szCs w:val="18"/>
     </w:rPr>
   </w:style>
-  <w:style w:type="character" w:customStyle="1" w:styleId="BalloonTextChar">
-    <w:name w:val="Balloon Text Char"/>
+  <w:style w:type="character" w:customStyle="1" w:styleId="BallontekstChar">
+    <w:name w:val="Ballontekst Char"/>
     <w:basedOn w:val="Standaardalinea-lettertype"/>
     <w:link w:val="Ballontekst"/>
     <w:uiPriority w:val="99"/>
@@ -5271,7 +4643,7 @@
   <w:style w:type="paragraph" w:styleId="Koptekst">
     <w:name w:val="header"/>
     <w:basedOn w:val="Standaard"/>
-    <w:link w:val="HeaderChar"/>
+    <w:link w:val="KoptekstChar"/>
     <w:uiPriority w:val="99"/>
     <w:unhideWhenUsed/>
     <w:rsid w:val="00470161"/>
@@ -5283,8 +4655,8 @@
       <w:spacing w:after="0" w:line="240" w:lineRule="auto"/>
     </w:pPr>
   </w:style>
-  <w:style w:type="character" w:customStyle="1" w:styleId="HeaderChar">
-    <w:name w:val="Header Char"/>
+  <w:style w:type="character" w:customStyle="1" w:styleId="KoptekstChar">
+    <w:name w:val="Koptekst Char"/>
     <w:basedOn w:val="Standaardalinea-lettertype"/>
     <w:link w:val="Koptekst"/>
     <w:uiPriority w:val="99"/>
@@ -5293,7 +4665,7 @@
   <w:style w:type="paragraph" w:styleId="Voettekst">
     <w:name w:val="footer"/>
     <w:basedOn w:val="Standaard"/>
-    <w:link w:val="FooterChar"/>
+    <w:link w:val="VoettekstChar"/>
     <w:uiPriority w:val="99"/>
     <w:unhideWhenUsed/>
     <w:rsid w:val="00470161"/>
@@ -5305,8 +4677,8 @@
       <w:spacing w:after="0" w:line="240" w:lineRule="auto"/>
     </w:pPr>
   </w:style>
-  <w:style w:type="character" w:customStyle="1" w:styleId="FooterChar">
-    <w:name w:val="Footer Char"/>
+  <w:style w:type="character" w:customStyle="1" w:styleId="VoettekstChar">
+    <w:name w:val="Voettekst Char"/>
     <w:basedOn w:val="Standaardalinea-lettertype"/>
     <w:link w:val="Voettekst"/>
     <w:uiPriority w:val="99"/>

--- a/src/content/bios/Pate-M 2016.docx
+++ b/src/content/bios/Pate-M 2016.docx
@@ -132,10 +132,10 @@
           <w:szCs w:val="24"/>
         </w:rPr>
         <w:drawing>
-          <wp:inline distT="0" distB="0" distL="0" distR="0" wp14:anchorId="2E6C1ECA" wp14:editId="1D4BFFF8">
-            <wp:extent cx="2082429" cy="2889213"/>
-            <wp:effectExtent l="0" t="0" r="635" b="0"/>
-            <wp:docPr id="1350451130" name="Afbeelding 1"/>
+          <wp:inline distT="0" distB="0" distL="0" distR="0" wp14:anchorId="7513ABE7" wp14:editId="7F9A56EB">
+            <wp:extent cx="2460056" cy="2451100"/>
+            <wp:effectExtent l="0" t="0" r="3810" b="0"/>
+            <wp:docPr id="907416690" name="Afbeelding 1"/>
             <wp:cNvGraphicFramePr>
               <a:graphicFrameLocks xmlns:a="http://schemas.openxmlformats.org/drawingml/2006/main" noChangeAspect="1"/>
             </wp:cNvGraphicFramePr>
@@ -143,7 +143,7 @@
               <a:graphicData uri="http://schemas.openxmlformats.org/drawingml/2006/picture">
                 <pic:pic xmlns:pic="http://schemas.openxmlformats.org/drawingml/2006/picture">
                   <pic:nvPicPr>
-                    <pic:cNvPr id="1350451130" name=""/>
+                    <pic:cNvPr id="907416690" name=""/>
                     <pic:cNvPicPr/>
                   </pic:nvPicPr>
                   <pic:blipFill>
@@ -155,7 +155,7 @@
                   <pic:spPr>
                     <a:xfrm>
                       <a:off x="0" y="0"/>
-                      <a:ext cx="2116057" cy="2935870"/>
+                      <a:ext cx="2476551" cy="2467535"/>
                     </a:xfrm>
                     <a:prstGeom prst="rect">
                       <a:avLst/>
@@ -193,7 +193,16 @@
           <w:szCs w:val="24"/>
           <w:lang w:val="en-GB"/>
         </w:rPr>
-        <w:t>Pate, 9 October 1955, National Archives of Norway, photographer Bjørn Fjørtolt</w:t>
+        <w:t xml:space="preserve">Pate, </w:t>
+      </w:r>
+      <w:r>
+        <w:rPr>
+          <w:rFonts w:ascii="Times New Roman" w:hAnsi="Times New Roman" w:cs="Times New Roman"/>
+          <w:sz w:val="24"/>
+          <w:szCs w:val="24"/>
+          <w:lang w:val="en-GB"/>
+        </w:rPr>
+        <w:t>24 August 1964, New York, Photo UN7698874, photographer Yutaka Nagata</w:t>
       </w:r>
     </w:p>
     <w:p>
@@ -539,16 +548,7 @@
           <w:sz w:val="24"/>
           <w:szCs w:val="24"/>
         </w:rPr>
-        <w:t xml:space="preserve">ARA’s European Children’s Fund, a private charitable organization that Hoover had devised because he found that children were still suffering in the </w:t>
-      </w:r>
-      <w:r>
-        <w:rPr>
-          <w:rFonts w:ascii="Times New Roman" w:eastAsia="Times New Roman" w:hAnsi="Times New Roman" w:cs="Times New Roman"/>
-          <w:sz w:val="24"/>
-          <w:szCs w:val="24"/>
-        </w:rPr>
-        <w:lastRenderedPageBreak/>
-        <w:t xml:space="preserve">aftermath of </w:t>
+        <w:t xml:space="preserve">ARA’s European Children’s Fund, a private charitable organization that Hoover had devised because he found that children were still suffering in the aftermath of </w:t>
       </w:r>
       <w:r>
         <w:rPr>
@@ -600,6 +600,7 @@
           <w:sz w:val="24"/>
           <w:szCs w:val="24"/>
         </w:rPr>
+        <w:lastRenderedPageBreak/>
         <w:t>Pate remained in Poland, where he did financial and sales work for</w:t>
       </w:r>
       <w:r>
@@ -941,7 +942,7 @@
           <w:sz w:val="24"/>
           <w:szCs w:val="24"/>
         </w:rPr>
-        <w:t xml:space="preserve">Thinking this would be a temporary assignment, until the postwar emergencies had been concluded, Pate readily accepted Lie’s offer. However, he made a condition of acceptance that there would be no discrimination against children of any nationality, least of all children in former enemy countries. This was a policy followed in the second half of the 1940s by helping </w:t>
+        <w:t xml:space="preserve">Thinking this would be a temporary assignment, until the postwar emergencies had been concluded, Pate readily accepted Lie’s offer. However, he made a condition of acceptance that there would be no discrimination against children of any nationality, least of all children in former enemy countries. This was a policy followed in the second half of the 1940s by helping both sides of civil wars in China and also the Middle East. Pate furthermore insisted that he </w:t>
       </w:r>
       <w:r>
         <w:rPr>
@@ -950,7 +951,7 @@
           <w:szCs w:val="24"/>
         </w:rPr>
         <w:lastRenderedPageBreak/>
-        <w:t xml:space="preserve">both sides of civil wars in China and also the Middle East. Pate furthermore insisted that he should have a clear line of authority from the UN Secretary-General and that he should have a free hand in the choice of his staff and in directing UNICEF’s activities. </w:t>
+        <w:t xml:space="preserve">should have a clear line of authority from the UN Secretary-General and that he should have a free hand in the choice of his staff and in directing UNICEF’s activities. </w:t>
       </w:r>
     </w:p>
     <w:p>
@@ -1586,7 +1587,15 @@
           <w:sz w:val="24"/>
           <w:szCs w:val="24"/>
         </w:rPr>
-        <w:t xml:space="preserve">Whereas Pate had initially turned to Latin America as a source of funds, he quickly realized the needs there were </w:t>
+        <w:t xml:space="preserve">Whereas Pate had initially turned to Latin America as a source of funds, he quickly realized the needs there were great. He therefore initiated a Protein Advisory Group in 1955. </w:t>
+      </w:r>
+      <w:r>
+        <w:rPr>
+          <w:rFonts w:ascii="Times New Roman" w:eastAsia="Times New Roman" w:hAnsi="Times New Roman" w:cs="Times New Roman"/>
+          <w:sz w:val="24"/>
+          <w:szCs w:val="24"/>
+        </w:rPr>
+        <w:t xml:space="preserve">In a similar vein, while </w:t>
       </w:r>
       <w:r>
         <w:rPr>
@@ -1595,15 +1604,7 @@
           <w:szCs w:val="24"/>
         </w:rPr>
         <w:lastRenderedPageBreak/>
-        <w:t xml:space="preserve">great. He therefore initiated a Protein Advisory Group in 1955. </w:t>
-      </w:r>
-      <w:r>
-        <w:rPr>
-          <w:rFonts w:ascii="Times New Roman" w:eastAsia="Times New Roman" w:hAnsi="Times New Roman" w:cs="Times New Roman"/>
-          <w:sz w:val="24"/>
-          <w:szCs w:val="24"/>
-        </w:rPr>
-        <w:t xml:space="preserve">In a similar vein, while investigations in the early 1950s revealed widespread malnutrition among children, it </w:t>
+        <w:t xml:space="preserve">investigations in the early 1950s revealed widespread malnutrition among children, it </w:t>
       </w:r>
       <w:r>
         <w:rPr>
@@ -2095,7 +2096,47 @@
           <w:sz w:val="24"/>
           <w:szCs w:val="24"/>
         </w:rPr>
-        <w:t xml:space="preserve">He introduced the </w:t>
+        <w:t>He introduced the innovative country approach and planning for</w:t>
+      </w:r>
+      <w:r>
+        <w:rPr>
+          <w:rFonts w:ascii="Times New Roman" w:eastAsia="Times New Roman" w:hAnsi="Times New Roman" w:cs="Times New Roman"/>
+          <w:sz w:val="24"/>
+          <w:szCs w:val="24"/>
+        </w:rPr>
+        <w:t xml:space="preserve"> the</w:t>
+      </w:r>
+      <w:r>
+        <w:rPr>
+          <w:rFonts w:ascii="Times New Roman" w:eastAsia="Times New Roman" w:hAnsi="Times New Roman" w:cs="Times New Roman"/>
+          <w:sz w:val="24"/>
+          <w:szCs w:val="24"/>
+        </w:rPr>
+        <w:t xml:space="preserve"> ‘whole child’ in national development.</w:t>
+      </w:r>
+      <w:r>
+        <w:rPr>
+          <w:rFonts w:ascii="Times New Roman" w:eastAsia="Times New Roman" w:hAnsi="Times New Roman" w:cs="Times New Roman"/>
+          <w:sz w:val="24"/>
+          <w:szCs w:val="24"/>
+        </w:rPr>
+        <w:t xml:space="preserve"> </w:t>
+      </w:r>
+      <w:r>
+        <w:rPr>
+          <w:rFonts w:ascii="Times New Roman" w:eastAsia="Times New Roman" w:hAnsi="Times New Roman" w:cs="Times New Roman"/>
+          <w:sz w:val="24"/>
+          <w:szCs w:val="24"/>
+        </w:rPr>
+        <w:t>He</w:t>
+      </w:r>
+      <w:r>
+        <w:rPr>
+          <w:rFonts w:ascii="Times New Roman" w:eastAsia="Times New Roman" w:hAnsi="Times New Roman" w:cs="Times New Roman"/>
+          <w:sz w:val="24"/>
+          <w:szCs w:val="24"/>
+        </w:rPr>
+        <w:t xml:space="preserve"> </w:t>
       </w:r>
       <w:r>
         <w:rPr>
@@ -2104,47 +2145,7 @@
           <w:szCs w:val="24"/>
         </w:rPr>
         <w:lastRenderedPageBreak/>
-        <w:t>innovative country approach and planning for</w:t>
-      </w:r>
-      <w:r>
-        <w:rPr>
-          <w:rFonts w:ascii="Times New Roman" w:eastAsia="Times New Roman" w:hAnsi="Times New Roman" w:cs="Times New Roman"/>
-          <w:sz w:val="24"/>
-          <w:szCs w:val="24"/>
-        </w:rPr>
-        <w:t xml:space="preserve"> the</w:t>
-      </w:r>
-      <w:r>
-        <w:rPr>
-          <w:rFonts w:ascii="Times New Roman" w:eastAsia="Times New Roman" w:hAnsi="Times New Roman" w:cs="Times New Roman"/>
-          <w:sz w:val="24"/>
-          <w:szCs w:val="24"/>
-        </w:rPr>
-        <w:t xml:space="preserve"> ‘whole child’ in national development.</w:t>
-      </w:r>
-      <w:r>
-        <w:rPr>
-          <w:rFonts w:ascii="Times New Roman" w:eastAsia="Times New Roman" w:hAnsi="Times New Roman" w:cs="Times New Roman"/>
-          <w:sz w:val="24"/>
-          <w:szCs w:val="24"/>
-        </w:rPr>
-        <w:t xml:space="preserve"> </w:t>
-      </w:r>
-      <w:r>
-        <w:rPr>
-          <w:rFonts w:ascii="Times New Roman" w:eastAsia="Times New Roman" w:hAnsi="Times New Roman" w:cs="Times New Roman"/>
-          <w:sz w:val="24"/>
-          <w:szCs w:val="24"/>
-        </w:rPr>
-        <w:t>He</w:t>
-      </w:r>
-      <w:r>
-        <w:rPr>
-          <w:rFonts w:ascii="Times New Roman" w:eastAsia="Times New Roman" w:hAnsi="Times New Roman" w:cs="Times New Roman"/>
-          <w:sz w:val="24"/>
-          <w:szCs w:val="24"/>
-        </w:rPr>
-        <w:t xml:space="preserve"> overcame the opposition of UN specialized a</w:t>
+        <w:t>overcame the opposition of UN specialized a</w:t>
       </w:r>
       <w:r>
         <w:rPr>
@@ -3274,7 +3275,15 @@
           <w:sz w:val="24"/>
           <w:szCs w:val="24"/>
         </w:rPr>
-        <w:t xml:space="preserve">The Children and the Nations: The Story of </w:t>
+        <w:t>The Children and the Nations: The Story of UNICEF</w:t>
+      </w:r>
+      <w:r>
+        <w:rPr>
+          <w:rFonts w:ascii="Times New Roman" w:eastAsia="Times New Roman" w:hAnsi="Times New Roman" w:cs="Times New Roman"/>
+          <w:sz w:val="24"/>
+          <w:szCs w:val="24"/>
+        </w:rPr>
+        <w:t xml:space="preserve">, Sydney 1986; ‘Pate, Maurice’ in </w:t>
       </w:r>
       <w:r>
         <w:rPr>
@@ -3283,33 +3292,24 @@
           <w:sz w:val="24"/>
           <w:szCs w:val="24"/>
         </w:rPr>
+        <w:t>Dictionary of American Biography</w:t>
+      </w:r>
+      <w:r>
+        <w:rPr>
+          <w:rFonts w:ascii="Times New Roman" w:eastAsia="Times New Roman" w:hAnsi="Times New Roman" w:cs="Times New Roman"/>
+          <w:sz w:val="24"/>
+          <w:szCs w:val="24"/>
+        </w:rPr>
+        <w:t xml:space="preserve">, Supplement 7, </w:t>
+      </w:r>
+      <w:r>
+        <w:rPr>
+          <w:rFonts w:ascii="Times New Roman" w:eastAsia="Times New Roman" w:hAnsi="Times New Roman" w:cs="Times New Roman"/>
+          <w:sz w:val="24"/>
+          <w:szCs w:val="24"/>
+        </w:rPr>
         <w:lastRenderedPageBreak/>
-        <w:t>UNICEF</w:t>
-      </w:r>
-      <w:r>
-        <w:rPr>
-          <w:rFonts w:ascii="Times New Roman" w:eastAsia="Times New Roman" w:hAnsi="Times New Roman" w:cs="Times New Roman"/>
-          <w:sz w:val="24"/>
-          <w:szCs w:val="24"/>
-        </w:rPr>
-        <w:t xml:space="preserve">, Sydney 1986; ‘Pate, Maurice’ in </w:t>
-      </w:r>
-      <w:r>
-        <w:rPr>
-          <w:rFonts w:ascii="Times New Roman" w:eastAsia="Times New Roman" w:hAnsi="Times New Roman" w:cs="Times New Roman"/>
-          <w:i/>
-          <w:sz w:val="24"/>
-          <w:szCs w:val="24"/>
-        </w:rPr>
-        <w:t>Dictionary of American Biography</w:t>
-      </w:r>
-      <w:r>
-        <w:rPr>
-          <w:rFonts w:ascii="Times New Roman" w:eastAsia="Times New Roman" w:hAnsi="Times New Roman" w:cs="Times New Roman"/>
-          <w:sz w:val="24"/>
-          <w:szCs w:val="24"/>
-        </w:rPr>
-        <w:t xml:space="preserve">, Supplement 7, New York 1981, 599-600; J. Charnow, </w:t>
+        <w:t xml:space="preserve">New York 1981, 599-600; J. Charnow, </w:t>
       </w:r>
       <w:r>
         <w:rPr>
